--- a/文档/502_STM32逐脚接线顺序表.docx
+++ b/文档/502_STM32逐脚接线顺序表.docx
@@ -29,7 +29,7 @@
           <w:color w:val="606B75"/>
           <w:sz w:val="23"/>
         </w:rPr>
-        <w:t>按板上丝印：右列从上到下 → 左列从上到下 → 底部电源脚</w:t>
+        <w:t>按实物板丝印：右排 20 个从上到下 → 左排 20 个从上到下（共 40 位）</w:t>
       </w:r>
     </w:p>
     <w:p>
@@ -46,7 +46,7 @@
           <w:color w:val="606B75"/>
           <w:sz w:val="18"/>
         </w:rPr>
-        <w:t>v1.0 · 2026-10-22 · 对照你发的引脚图，一个脚一个脚来</w:t>
+        <w:t>v2 · 2026-10-22 · 已按用户实测丝印更正（v1 漏了 R、整体错位一格）</w:t>
       </w:r>
     </w:p>
     <w:tbl>
@@ -89,7 +89,7 @@
                 <w:color w:val="7F5F00"/>
                 <w:sz w:val="19"/>
               </w:rPr>
-              <w:t>怎么用这张表（先看这段）</w:t>
+              <w:t>实物板丝印顺序（先对一遍）</w:t>
             </w:r>
           </w:p>
           <w:p>
@@ -101,7 +101,7 @@
                 <w:rFonts w:ascii="Calibri" w:hAnsi="Calibri" w:eastAsia="宋体"/>
                 <w:sz w:val="19"/>
               </w:rPr>
-              <w:t>顺序说明：你的图把板子竖着画，右列 18 个脚在上面，左列 17 个在下面，底部还有 3 个电源脚。</w:t>
+              <w:t>这块板的实际顺序（用户 2026-10-22 核对）：</w:t>
             </w:r>
           </w:p>
           <w:p>
@@ -113,7 +113,7 @@
                 <w:rFonts w:ascii="Calibri" w:hAnsi="Calibri" w:eastAsia="宋体"/>
                 <w:sz w:val="19"/>
               </w:rPr>
-              <w:t>本表就按这个顺序编号 1→38：右列第 1 个开始，一列走完再走下一列。</w:t>
+              <w:t>右排：GND  GND  3V3  R  B11  B10  B1  B0  A7  A6  A5  A4  A3  A2  A1  A0  C15  C14  C13  Vbt</w:t>
             </w:r>
           </w:p>
           <w:p>
@@ -125,7 +125,7 @@
                 <w:rFonts w:ascii="Calibri" w:hAnsi="Calibri" w:eastAsia="宋体"/>
                 <w:sz w:val="19"/>
               </w:rPr>
-              <w:t>每一行都写了丝印（B1、A0 这种），照着板上印的字找脚，就算板子摆放方向不同也不会接错。</w:t>
+              <w:t>左排：B12  B13  B14  B15  A8  A9  A10  A11  A12  A15  B3  B4  B5  B6  B7  B8  B9  5V  GND  3V3</w:t>
             </w:r>
           </w:p>
           <w:p>
@@ -137,7 +137,7 @@
                 <w:rFonts w:ascii="Calibri" w:hAnsi="Calibri" w:eastAsia="宋体"/>
                 <w:sz w:val="19"/>
               </w:rPr>
-              <w:t>标"不接"的脚，就是明确不要接任何线 —— 悬空放着。</w:t>
+              <w:t>★ 注意：这里第 4 位是 R（复位）、最后一位是 Vbt（电池），网上很多图没有这两个，别照抄。</w:t>
             </w:r>
           </w:p>
           <w:p>
@@ -149,7 +149,7 @@
                 <w:rFonts w:ascii="Calibri" w:hAnsi="Calibri" w:eastAsia="宋体"/>
                 <w:sz w:val="19"/>
               </w:rPr>
-              <w:t>图上共 38 个标注；板上实际 40 针，多出来的两个是 R（复位）和 VB（电池备份），都不用接。</w:t>
+              <w:t>接的时候按丝印找（B1、A0 这种字），不要按位置数错。</w:t>
             </w:r>
           </w:p>
         </w:tc>
@@ -165,7 +165,7 @@
         <w:pStyle w:val="Heading1"/>
       </w:pPr>
       <w:r>
-        <w:t>一、按顺序接线（38 个位置）</w:t>
+        <w:t>一、按顺序接线（40 个位置）</w:t>
       </w:r>
     </w:p>
     <w:tbl>
@@ -195,8 +195,8 @@
         <w:gridCol w:w="567"/>
         <w:gridCol w:w="1701"/>
         <w:gridCol w:w="1020"/>
-        <w:gridCol w:w="1020"/>
-        <w:gridCol w:w="4195"/>
+        <w:gridCol w:w="1077"/>
+        <w:gridCol w:w="4139"/>
         <w:gridCol w:w="907"/>
       </w:tblGrid>
       <w:tr>
@@ -272,7 +272,7 @@
         </w:tc>
         <w:tc>
           <w:tcPr>
-            <w:tcW w:type="dxa" w:w="1020"/>
+            <w:tcW w:type="dxa" w:w="1077"/>
             <w:vAlign w:val="center"/>
             <w:shd w:val="clear" w:color="auto" w:fill="1F3B60"/>
           </w:tcPr>
@@ -294,7 +294,7 @@
         </w:tc>
         <w:tc>
           <w:tcPr>
-            <w:tcW w:type="dxa" w:w="4195"/>
+            <w:tcW w:type="dxa" w:w="4139"/>
             <w:vAlign w:val="center"/>
             <w:shd w:val="clear" w:color="auto" w:fill="1F3B60"/>
           </w:tcPr>
@@ -377,7 +377,7 @@
                 <w:b w:val="0"/>
                 <w:sz w:val="16"/>
               </w:rPr>
-              <w:t>右列 第 1 个</w:t>
+              <w:t>右排 第 1 个</w:t>
             </w:r>
           </w:p>
         </w:tc>
@@ -403,7 +403,7 @@
         </w:tc>
         <w:tc>
           <w:tcPr>
-            <w:tcW w:type="dxa" w:w="1020"/>
+            <w:tcW w:type="dxa" w:w="1077"/>
             <w:vAlign w:val="center"/>
           </w:tcPr>
           <w:p>
@@ -423,7 +423,7 @@
         </w:tc>
         <w:tc>
           <w:tcPr>
-            <w:tcW w:type="dxa" w:w="4195"/>
+            <w:tcW w:type="dxa" w:w="4139"/>
             <w:vAlign w:val="center"/>
           </w:tcPr>
           <w:p>
@@ -504,7 +504,7 @@
                 <w:b w:val="0"/>
                 <w:sz w:val="16"/>
               </w:rPr>
-              <w:t>右列 第 2 个</w:t>
+              <w:t>右排 第 2 个</w:t>
             </w:r>
           </w:p>
         </w:tc>
@@ -531,7 +531,7 @@
         </w:tc>
         <w:tc>
           <w:tcPr>
-            <w:tcW w:type="dxa" w:w="1020"/>
+            <w:tcW w:type="dxa" w:w="1077"/>
             <w:vAlign w:val="center"/>
             <w:shd w:val="clear" w:color="auto" w:fill="F2F5F9"/>
           </w:tcPr>
@@ -552,7 +552,7 @@
         </w:tc>
         <w:tc>
           <w:tcPr>
-            <w:tcW w:type="dxa" w:w="4195"/>
+            <w:tcW w:type="dxa" w:w="4139"/>
             <w:vAlign w:val="center"/>
             <w:shd w:val="clear" w:color="auto" w:fill="F2F5F9"/>
           </w:tcPr>
@@ -633,7 +633,7 @@
                 <w:b w:val="0"/>
                 <w:sz w:val="16"/>
               </w:rPr>
-              <w:t>右列 第 3 个</w:t>
+              <w:t>右排 第 3 个</w:t>
             </w:r>
           </w:p>
         </w:tc>
@@ -659,7 +659,7 @@
         </w:tc>
         <w:tc>
           <w:tcPr>
-            <w:tcW w:type="dxa" w:w="1020"/>
+            <w:tcW w:type="dxa" w:w="1077"/>
             <w:vAlign w:val="center"/>
           </w:tcPr>
           <w:p>
@@ -679,7 +679,7 @@
         </w:tc>
         <w:tc>
           <w:tcPr>
-            <w:tcW w:type="dxa" w:w="4195"/>
+            <w:tcW w:type="dxa" w:w="4139"/>
             <w:vAlign w:val="center"/>
           </w:tcPr>
           <w:p>
@@ -760,7 +760,7 @@
                 <w:b w:val="0"/>
                 <w:sz w:val="16"/>
               </w:rPr>
-              <w:t>右列 第 4 个</w:t>
+              <w:t>右排 第 4 个</w:t>
             </w:r>
           </w:p>
         </w:tc>
@@ -781,13 +781,13 @@
                 <w:b w:val="0"/>
                 <w:sz w:val="16"/>
               </w:rPr>
-              <w:t>B1</w:t>
+              <w:t>R</w:t>
             </w:r>
           </w:p>
         </w:tc>
         <w:tc>
           <w:tcPr>
-            <w:tcW w:type="dxa" w:w="1020"/>
+            <w:tcW w:type="dxa" w:w="1077"/>
             <w:vAlign w:val="center"/>
             <w:shd w:val="clear" w:color="auto" w:fill="F2F5F9"/>
           </w:tcPr>
@@ -802,13 +802,13 @@
                 <w:b w:val="0"/>
                 <w:sz w:val="16"/>
               </w:rPr>
-              <w:t>PB1</w:t>
+              <w:t>RESET</w:t>
             </w:r>
           </w:p>
         </w:tc>
         <w:tc>
           <w:tcPr>
-            <w:tcW w:type="dxa" w:w="4195"/>
+            <w:tcW w:type="dxa" w:w="4139"/>
             <w:vAlign w:val="center"/>
             <w:shd w:val="clear" w:color="auto" w:fill="F2F5F9"/>
           </w:tcPr>
@@ -823,7 +823,7 @@
                 <w:b w:val="0"/>
                 <w:sz w:val="16"/>
               </w:rPr>
-              <w:t>红 LED 正极（中间串 220Ω），负极接 GND</w:t>
+              <w:t>不接（板上有复位按键）</w:t>
             </w:r>
           </w:p>
         </w:tc>
@@ -844,7 +844,7 @@
                 <w:b w:val="0"/>
                 <w:sz w:val="16"/>
               </w:rPr>
-              <w:t>必接</w:t>
+              <w:t>不接</w:t>
             </w:r>
           </w:p>
         </w:tc>
@@ -889,7 +889,7 @@
                 <w:b w:val="0"/>
                 <w:sz w:val="16"/>
               </w:rPr>
-              <w:t>右列 第 5 个</w:t>
+              <w:t>右排 第 5 个</w:t>
             </w:r>
           </w:p>
         </w:tc>
@@ -909,13 +909,13 @@
                 <w:b w:val="0"/>
                 <w:sz w:val="16"/>
               </w:rPr>
-              <w:t>B10</w:t>
+              <w:t>B11</w:t>
             </w:r>
           </w:p>
         </w:tc>
         <w:tc>
           <w:tcPr>
-            <w:tcW w:type="dxa" w:w="1020"/>
+            <w:tcW w:type="dxa" w:w="1077"/>
             <w:vAlign w:val="center"/>
           </w:tcPr>
           <w:p>
@@ -929,13 +929,13 @@
                 <w:b w:val="0"/>
                 <w:sz w:val="16"/>
               </w:rPr>
-              <w:t>PB10</w:t>
+              <w:t>PB11</w:t>
             </w:r>
           </w:p>
         </w:tc>
         <w:tc>
           <w:tcPr>
-            <w:tcW w:type="dxa" w:w="4195"/>
+            <w:tcW w:type="dxa" w:w="4139"/>
             <w:vAlign w:val="center"/>
           </w:tcPr>
           <w:p>
@@ -949,7 +949,7 @@
                 <w:b w:val="0"/>
                 <w:sz w:val="16"/>
               </w:rPr>
-              <w:t>HX711 的 SCK</w:t>
+              <w:t>HX711 的 DT（DOUT）</w:t>
             </w:r>
           </w:p>
         </w:tc>
@@ -1016,7 +1016,7 @@
                 <w:b w:val="0"/>
                 <w:sz w:val="16"/>
               </w:rPr>
-              <w:t>右列 第 6 个</w:t>
+              <w:t>右排 第 6 个</w:t>
             </w:r>
           </w:p>
         </w:tc>
@@ -1037,13 +1037,13 @@
                 <w:b w:val="0"/>
                 <w:sz w:val="16"/>
               </w:rPr>
-              <w:t>B11</w:t>
+              <w:t>B10</w:t>
             </w:r>
           </w:p>
         </w:tc>
         <w:tc>
           <w:tcPr>
-            <w:tcW w:type="dxa" w:w="1020"/>
+            <w:tcW w:type="dxa" w:w="1077"/>
             <w:vAlign w:val="center"/>
             <w:shd w:val="clear" w:color="auto" w:fill="F2F5F9"/>
           </w:tcPr>
@@ -1058,13 +1058,13 @@
                 <w:b w:val="0"/>
                 <w:sz w:val="16"/>
               </w:rPr>
-              <w:t>PB11</w:t>
+              <w:t>PB10</w:t>
             </w:r>
           </w:p>
         </w:tc>
         <w:tc>
           <w:tcPr>
-            <w:tcW w:type="dxa" w:w="4195"/>
+            <w:tcW w:type="dxa" w:w="4139"/>
             <w:vAlign w:val="center"/>
             <w:shd w:val="clear" w:color="auto" w:fill="F2F5F9"/>
           </w:tcPr>
@@ -1079,7 +1079,7 @@
                 <w:b w:val="0"/>
                 <w:sz w:val="16"/>
               </w:rPr>
-              <w:t>HX711 的 DT（DOUT）</w:t>
+              <w:t>HX711 的 SCK</w:t>
             </w:r>
           </w:p>
         </w:tc>
@@ -1145,7 +1145,7 @@
                 <w:b w:val="0"/>
                 <w:sz w:val="16"/>
               </w:rPr>
-              <w:t>右列 第 7 个</w:t>
+              <w:t>右排 第 7 个</w:t>
             </w:r>
           </w:p>
         </w:tc>
@@ -1165,13 +1165,13 @@
                 <w:b w:val="0"/>
                 <w:sz w:val="16"/>
               </w:rPr>
-              <w:t>B0</w:t>
+              <w:t>B1</w:t>
             </w:r>
           </w:p>
         </w:tc>
         <w:tc>
           <w:tcPr>
-            <w:tcW w:type="dxa" w:w="1020"/>
+            <w:tcW w:type="dxa" w:w="1077"/>
             <w:vAlign w:val="center"/>
           </w:tcPr>
           <w:p>
@@ -1185,13 +1185,13 @@
                 <w:b w:val="0"/>
                 <w:sz w:val="16"/>
               </w:rPr>
-              <w:t>PB0</w:t>
+              <w:t>PB1</w:t>
             </w:r>
           </w:p>
         </w:tc>
         <w:tc>
           <w:tcPr>
-            <w:tcW w:type="dxa" w:w="4195"/>
+            <w:tcW w:type="dxa" w:w="4139"/>
             <w:vAlign w:val="center"/>
           </w:tcPr>
           <w:p>
@@ -1205,7 +1205,7 @@
                 <w:b w:val="0"/>
                 <w:sz w:val="16"/>
               </w:rPr>
-              <w:t>蜂鸣器模块的 I/O（低电平响）</w:t>
+              <w:t>红 LED 正极（中间串 220Ω），负极接 GND</w:t>
             </w:r>
           </w:p>
         </w:tc>
@@ -1272,7 +1272,7 @@
                 <w:b w:val="0"/>
                 <w:sz w:val="16"/>
               </w:rPr>
-              <w:t>右列 第 8 个</w:t>
+              <w:t>右排 第 8 个</w:t>
             </w:r>
           </w:p>
         </w:tc>
@@ -1293,13 +1293,13 @@
                 <w:b w:val="0"/>
                 <w:sz w:val="16"/>
               </w:rPr>
-              <w:t>A7</w:t>
+              <w:t>B0</w:t>
             </w:r>
           </w:p>
         </w:tc>
         <w:tc>
           <w:tcPr>
-            <w:tcW w:type="dxa" w:w="1020"/>
+            <w:tcW w:type="dxa" w:w="1077"/>
             <w:vAlign w:val="center"/>
             <w:shd w:val="clear" w:color="auto" w:fill="F2F5F9"/>
           </w:tcPr>
@@ -1314,13 +1314,13 @@
                 <w:b w:val="0"/>
                 <w:sz w:val="16"/>
               </w:rPr>
-              <w:t>PA7</w:t>
+              <w:t>PB0</w:t>
             </w:r>
           </w:p>
         </w:tc>
         <w:tc>
           <w:tcPr>
-            <w:tcW w:type="dxa" w:w="4195"/>
+            <w:tcW w:type="dxa" w:w="4139"/>
             <w:vAlign w:val="center"/>
             <w:shd w:val="clear" w:color="auto" w:fill="F2F5F9"/>
           </w:tcPr>
@@ -1335,7 +1335,7 @@
                 <w:b w:val="0"/>
                 <w:sz w:val="16"/>
               </w:rPr>
-              <w:t>不接（悬空）</w:t>
+              <w:t>蜂鸣器模块的 I/O（低电平响）</w:t>
             </w:r>
           </w:p>
         </w:tc>
@@ -1356,7 +1356,7 @@
                 <w:b w:val="0"/>
                 <w:sz w:val="16"/>
               </w:rPr>
-              <w:t>不接</w:t>
+              <w:t>必接</w:t>
             </w:r>
           </w:p>
         </w:tc>
@@ -1401,7 +1401,7 @@
                 <w:b w:val="0"/>
                 <w:sz w:val="16"/>
               </w:rPr>
-              <w:t>右列 第 9 个</w:t>
+              <w:t>右排 第 9 个</w:t>
             </w:r>
           </w:p>
         </w:tc>
@@ -1421,13 +1421,13 @@
                 <w:b w:val="0"/>
                 <w:sz w:val="16"/>
               </w:rPr>
-              <w:t>A6</w:t>
+              <w:t>A7</w:t>
             </w:r>
           </w:p>
         </w:tc>
         <w:tc>
           <w:tcPr>
-            <w:tcW w:type="dxa" w:w="1020"/>
+            <w:tcW w:type="dxa" w:w="1077"/>
             <w:vAlign w:val="center"/>
           </w:tcPr>
           <w:p>
@@ -1441,13 +1441,13 @@
                 <w:b w:val="0"/>
                 <w:sz w:val="16"/>
               </w:rPr>
-              <w:t>PA6</w:t>
+              <w:t>PA7</w:t>
             </w:r>
           </w:p>
         </w:tc>
         <w:tc>
           <w:tcPr>
-            <w:tcW w:type="dxa" w:w="4195"/>
+            <w:tcW w:type="dxa" w:w="4139"/>
             <w:vAlign w:val="center"/>
           </w:tcPr>
           <w:p>
@@ -1461,7 +1461,7 @@
                 <w:b w:val="0"/>
                 <w:sz w:val="16"/>
               </w:rPr>
-              <w:t>按键 4 的一端（另一端接 GND）</w:t>
+              <w:t>不接（悬空）</w:t>
             </w:r>
           </w:p>
         </w:tc>
@@ -1481,7 +1481,7 @@
                 <w:b w:val="0"/>
                 <w:sz w:val="16"/>
               </w:rPr>
-              <w:t>必接</w:t>
+              <w:t>不接</w:t>
             </w:r>
           </w:p>
         </w:tc>
@@ -1528,7 +1528,7 @@
                 <w:b w:val="0"/>
                 <w:sz w:val="16"/>
               </w:rPr>
-              <w:t>右列 第 10 个</w:t>
+              <w:t>右排 第 10 个</w:t>
             </w:r>
           </w:p>
         </w:tc>
@@ -1549,13 +1549,13 @@
                 <w:b w:val="0"/>
                 <w:sz w:val="16"/>
               </w:rPr>
-              <w:t>A5</w:t>
+              <w:t>A6</w:t>
             </w:r>
           </w:p>
         </w:tc>
         <w:tc>
           <w:tcPr>
-            <w:tcW w:type="dxa" w:w="1020"/>
+            <w:tcW w:type="dxa" w:w="1077"/>
             <w:vAlign w:val="center"/>
             <w:shd w:val="clear" w:color="auto" w:fill="F2F5F9"/>
           </w:tcPr>
@@ -1570,13 +1570,13 @@
                 <w:b w:val="0"/>
                 <w:sz w:val="16"/>
               </w:rPr>
-              <w:t>PA5</w:t>
+              <w:t>PA6</w:t>
             </w:r>
           </w:p>
         </w:tc>
         <w:tc>
           <w:tcPr>
-            <w:tcW w:type="dxa" w:w="4195"/>
+            <w:tcW w:type="dxa" w:w="4139"/>
             <w:vAlign w:val="center"/>
             <w:shd w:val="clear" w:color="auto" w:fill="F2F5F9"/>
           </w:tcPr>
@@ -1591,7 +1591,7 @@
                 <w:b w:val="0"/>
                 <w:sz w:val="16"/>
               </w:rPr>
-              <w:t>按键 3 的一端（另一端接 GND）</w:t>
+              <w:t>按键 4 的一端（另一端接 GND）</w:t>
             </w:r>
           </w:p>
         </w:tc>
@@ -1657,7 +1657,7 @@
                 <w:b w:val="0"/>
                 <w:sz w:val="16"/>
               </w:rPr>
-              <w:t>右列 第 11 个</w:t>
+              <w:t>右排 第 11 个</w:t>
             </w:r>
           </w:p>
         </w:tc>
@@ -1677,13 +1677,13 @@
                 <w:b w:val="0"/>
                 <w:sz w:val="16"/>
               </w:rPr>
-              <w:t>A4</w:t>
+              <w:t>A5</w:t>
             </w:r>
           </w:p>
         </w:tc>
         <w:tc>
           <w:tcPr>
-            <w:tcW w:type="dxa" w:w="1020"/>
+            <w:tcW w:type="dxa" w:w="1077"/>
             <w:vAlign w:val="center"/>
           </w:tcPr>
           <w:p>
@@ -1697,13 +1697,13 @@
                 <w:b w:val="0"/>
                 <w:sz w:val="16"/>
               </w:rPr>
-              <w:t>PA4</w:t>
+              <w:t>PA5</w:t>
             </w:r>
           </w:p>
         </w:tc>
         <w:tc>
           <w:tcPr>
-            <w:tcW w:type="dxa" w:w="4195"/>
+            <w:tcW w:type="dxa" w:w="4139"/>
             <w:vAlign w:val="center"/>
           </w:tcPr>
           <w:p>
@@ -1717,7 +1717,7 @@
                 <w:b w:val="0"/>
                 <w:sz w:val="16"/>
               </w:rPr>
-              <w:t>按键 2 的一端（另一端接 GND）</w:t>
+              <w:t>按键 3 的一端（另一端接 GND）</w:t>
             </w:r>
           </w:p>
         </w:tc>
@@ -1784,7 +1784,7 @@
                 <w:b w:val="0"/>
                 <w:sz w:val="16"/>
               </w:rPr>
-              <w:t>右列 第 12 个</w:t>
+              <w:t>右排 第 12 个</w:t>
             </w:r>
           </w:p>
         </w:tc>
@@ -1805,13 +1805,13 @@
                 <w:b w:val="0"/>
                 <w:sz w:val="16"/>
               </w:rPr>
-              <w:t>A3</w:t>
+              <w:t>A4</w:t>
             </w:r>
           </w:p>
         </w:tc>
         <w:tc>
           <w:tcPr>
-            <w:tcW w:type="dxa" w:w="1020"/>
+            <w:tcW w:type="dxa" w:w="1077"/>
             <w:vAlign w:val="center"/>
             <w:shd w:val="clear" w:color="auto" w:fill="F2F5F9"/>
           </w:tcPr>
@@ -1826,13 +1826,13 @@
                 <w:b w:val="0"/>
                 <w:sz w:val="16"/>
               </w:rPr>
-              <w:t>PA3</w:t>
+              <w:t>PA4</w:t>
             </w:r>
           </w:p>
         </w:tc>
         <w:tc>
           <w:tcPr>
-            <w:tcW w:type="dxa" w:w="4195"/>
+            <w:tcW w:type="dxa" w:w="4139"/>
             <w:vAlign w:val="center"/>
             <w:shd w:val="clear" w:color="auto" w:fill="F2F5F9"/>
           </w:tcPr>
@@ -1847,7 +1847,7 @@
                 <w:b w:val="0"/>
                 <w:sz w:val="16"/>
               </w:rPr>
-              <w:t>ESP32 的 GPIO7（模块 TX）★ 交叉</w:t>
+              <w:t>按键 2 的一端（另一端接 GND）</w:t>
             </w:r>
           </w:p>
         </w:tc>
@@ -1913,7 +1913,7 @@
                 <w:b w:val="0"/>
                 <w:sz w:val="16"/>
               </w:rPr>
-              <w:t>右列 第 13 个</w:t>
+              <w:t>右排 第 13 个</w:t>
             </w:r>
           </w:p>
         </w:tc>
@@ -1933,13 +1933,13 @@
                 <w:b w:val="0"/>
                 <w:sz w:val="16"/>
               </w:rPr>
-              <w:t>A2</w:t>
+              <w:t>A3</w:t>
             </w:r>
           </w:p>
         </w:tc>
         <w:tc>
           <w:tcPr>
-            <w:tcW w:type="dxa" w:w="1020"/>
+            <w:tcW w:type="dxa" w:w="1077"/>
             <w:vAlign w:val="center"/>
           </w:tcPr>
           <w:p>
@@ -1953,13 +1953,13 @@
                 <w:b w:val="0"/>
                 <w:sz w:val="16"/>
               </w:rPr>
-              <w:t>PA2</w:t>
+              <w:t>PA3</w:t>
             </w:r>
           </w:p>
         </w:tc>
         <w:tc>
           <w:tcPr>
-            <w:tcW w:type="dxa" w:w="4195"/>
+            <w:tcW w:type="dxa" w:w="4139"/>
             <w:vAlign w:val="center"/>
           </w:tcPr>
           <w:p>
@@ -1973,7 +1973,7 @@
                 <w:b w:val="0"/>
                 <w:sz w:val="16"/>
               </w:rPr>
-              <w:t>ESP32 的 GPIO6（模块 RX）★ 交叉</w:t>
+              <w:t>ESP32 的 GPIO7（模块 TX）★ 交叉</w:t>
             </w:r>
           </w:p>
         </w:tc>
@@ -2040,7 +2040,7 @@
                 <w:b w:val="0"/>
                 <w:sz w:val="16"/>
               </w:rPr>
-              <w:t>右列 第 14 个</w:t>
+              <w:t>右排 第 14 个</w:t>
             </w:r>
           </w:p>
         </w:tc>
@@ -2061,13 +2061,13 @@
                 <w:b w:val="0"/>
                 <w:sz w:val="16"/>
               </w:rPr>
-              <w:t>A1</w:t>
+              <w:t>A2</w:t>
             </w:r>
           </w:p>
         </w:tc>
         <w:tc>
           <w:tcPr>
-            <w:tcW w:type="dxa" w:w="1020"/>
+            <w:tcW w:type="dxa" w:w="1077"/>
             <w:vAlign w:val="center"/>
             <w:shd w:val="clear" w:color="auto" w:fill="F2F5F9"/>
           </w:tcPr>
@@ -2082,13 +2082,13 @@
                 <w:b w:val="0"/>
                 <w:sz w:val="16"/>
               </w:rPr>
-              <w:t>PA1</w:t>
+              <w:t>PA2</w:t>
             </w:r>
           </w:p>
         </w:tc>
         <w:tc>
           <w:tcPr>
-            <w:tcW w:type="dxa" w:w="4195"/>
+            <w:tcW w:type="dxa" w:w="4139"/>
             <w:vAlign w:val="center"/>
             <w:shd w:val="clear" w:color="auto" w:fill="F2F5F9"/>
           </w:tcPr>
@@ -2103,7 +2103,7 @@
                 <w:b w:val="0"/>
                 <w:sz w:val="16"/>
               </w:rPr>
-              <w:t>按键 1 的一端（另一端接 GND）</w:t>
+              <w:t>ESP32 的 GPIO6（模块 RX）★ 交叉</w:t>
             </w:r>
           </w:p>
         </w:tc>
@@ -2169,7 +2169,7 @@
                 <w:b w:val="0"/>
                 <w:sz w:val="16"/>
               </w:rPr>
-              <w:t>右列 第 15 个</w:t>
+              <w:t>右排 第 15 个</w:t>
             </w:r>
           </w:p>
         </w:tc>
@@ -2189,13 +2189,13 @@
                 <w:b w:val="0"/>
                 <w:sz w:val="16"/>
               </w:rPr>
-              <w:t>A0</w:t>
+              <w:t>A1</w:t>
             </w:r>
           </w:p>
         </w:tc>
         <w:tc>
           <w:tcPr>
-            <w:tcW w:type="dxa" w:w="1020"/>
+            <w:tcW w:type="dxa" w:w="1077"/>
             <w:vAlign w:val="center"/>
           </w:tcPr>
           <w:p>
@@ -2209,13 +2209,13 @@
                 <w:b w:val="0"/>
                 <w:sz w:val="16"/>
               </w:rPr>
-              <w:t>PA0</w:t>
+              <w:t>PA1</w:t>
             </w:r>
           </w:p>
         </w:tc>
         <w:tc>
           <w:tcPr>
-            <w:tcW w:type="dxa" w:w="4195"/>
+            <w:tcW w:type="dxa" w:w="4139"/>
             <w:vAlign w:val="center"/>
           </w:tcPr>
           <w:p>
@@ -2229,7 +2229,7 @@
                 <w:b w:val="0"/>
                 <w:sz w:val="16"/>
               </w:rPr>
-              <w:t>DS18B20 黄线（并 4.7kΩ 到 3V3）</w:t>
+              <w:t>按键 1 的一端（另一端接 GND）</w:t>
             </w:r>
           </w:p>
         </w:tc>
@@ -2296,7 +2296,7 @@
                 <w:b w:val="0"/>
                 <w:sz w:val="16"/>
               </w:rPr>
-              <w:t>右列 第 16 个</w:t>
+              <w:t>右排 第 16 个</w:t>
             </w:r>
           </w:p>
         </w:tc>
@@ -2317,13 +2317,13 @@
                 <w:b w:val="0"/>
                 <w:sz w:val="16"/>
               </w:rPr>
-              <w:t>C15</w:t>
+              <w:t>A0</w:t>
             </w:r>
           </w:p>
         </w:tc>
         <w:tc>
           <w:tcPr>
-            <w:tcW w:type="dxa" w:w="1020"/>
+            <w:tcW w:type="dxa" w:w="1077"/>
             <w:vAlign w:val="center"/>
             <w:shd w:val="clear" w:color="auto" w:fill="F2F5F9"/>
           </w:tcPr>
@@ -2338,13 +2338,13 @@
                 <w:b w:val="0"/>
                 <w:sz w:val="16"/>
               </w:rPr>
-              <w:t>PC15</w:t>
+              <w:t>PA0</w:t>
             </w:r>
           </w:p>
         </w:tc>
         <w:tc>
           <w:tcPr>
-            <w:tcW w:type="dxa" w:w="4195"/>
+            <w:tcW w:type="dxa" w:w="4139"/>
             <w:vAlign w:val="center"/>
             <w:shd w:val="clear" w:color="auto" w:fill="F2F5F9"/>
           </w:tcPr>
@@ -2359,7 +2359,7 @@
                 <w:b w:val="0"/>
                 <w:sz w:val="16"/>
               </w:rPr>
-              <w:t>不接（板上接 32.768k 晶振）</w:t>
+              <w:t>DS18B20 黄线（并 4.7kΩ 到 3V3）</w:t>
             </w:r>
           </w:p>
         </w:tc>
@@ -2380,7 +2380,7 @@
                 <w:b w:val="0"/>
                 <w:sz w:val="16"/>
               </w:rPr>
-              <w:t>不接</w:t>
+              <w:t>必接</w:t>
             </w:r>
           </w:p>
         </w:tc>
@@ -2425,7 +2425,7 @@
                 <w:b w:val="0"/>
                 <w:sz w:val="16"/>
               </w:rPr>
-              <w:t>右列 第 17 个</w:t>
+              <w:t>右排 第 17 个</w:t>
             </w:r>
           </w:p>
         </w:tc>
@@ -2445,13 +2445,13 @@
                 <w:b w:val="0"/>
                 <w:sz w:val="16"/>
               </w:rPr>
-              <w:t>C14</w:t>
+              <w:t>C15</w:t>
             </w:r>
           </w:p>
         </w:tc>
         <w:tc>
           <w:tcPr>
-            <w:tcW w:type="dxa" w:w="1020"/>
+            <w:tcW w:type="dxa" w:w="1077"/>
             <w:vAlign w:val="center"/>
           </w:tcPr>
           <w:p>
@@ -2465,13 +2465,13 @@
                 <w:b w:val="0"/>
                 <w:sz w:val="16"/>
               </w:rPr>
-              <w:t>PC14</w:t>
+              <w:t>PC15</w:t>
             </w:r>
           </w:p>
         </w:tc>
         <w:tc>
           <w:tcPr>
-            <w:tcW w:type="dxa" w:w="4195"/>
+            <w:tcW w:type="dxa" w:w="4139"/>
             <w:vAlign w:val="center"/>
           </w:tcPr>
           <w:p>
@@ -2485,7 +2485,7 @@
                 <w:b w:val="0"/>
                 <w:sz w:val="16"/>
               </w:rPr>
-              <w:t>不接（同上）</w:t>
+              <w:t>不接（板上接 32.768k 晶振）</w:t>
             </w:r>
           </w:p>
         </w:tc>
@@ -2552,7 +2552,7 @@
                 <w:b w:val="0"/>
                 <w:sz w:val="16"/>
               </w:rPr>
-              <w:t>右列 第 18 个</w:t>
+              <w:t>右排 第 18 个</w:t>
             </w:r>
           </w:p>
         </w:tc>
@@ -2573,13 +2573,13 @@
                 <w:b w:val="0"/>
                 <w:sz w:val="16"/>
               </w:rPr>
-              <w:t>C13</w:t>
+              <w:t>C14</w:t>
             </w:r>
           </w:p>
         </w:tc>
         <w:tc>
           <w:tcPr>
-            <w:tcW w:type="dxa" w:w="1020"/>
+            <w:tcW w:type="dxa" w:w="1077"/>
             <w:vAlign w:val="center"/>
             <w:shd w:val="clear" w:color="auto" w:fill="F2F5F9"/>
           </w:tcPr>
@@ -2594,13 +2594,13 @@
                 <w:b w:val="0"/>
                 <w:sz w:val="16"/>
               </w:rPr>
-              <w:t>PC13</w:t>
+              <w:t>PC14</w:t>
             </w:r>
           </w:p>
         </w:tc>
         <w:tc>
           <w:tcPr>
-            <w:tcW w:type="dxa" w:w="4195"/>
+            <w:tcW w:type="dxa" w:w="4139"/>
             <w:vAlign w:val="center"/>
             <w:shd w:val="clear" w:color="auto" w:fill="F2F5F9"/>
           </w:tcPr>
@@ -2615,7 +2615,7 @@
                 <w:b w:val="0"/>
                 <w:sz w:val="16"/>
               </w:rPr>
-              <w:t>不接（这是板载 LED，板上已焊）</w:t>
+              <w:t>不接（同上）</w:t>
             </w:r>
           </w:p>
         </w:tc>
@@ -2636,7 +2636,7 @@
                 <w:b w:val="0"/>
                 <w:sz w:val="16"/>
               </w:rPr>
-              <w:t>不用</w:t>
+              <w:t>不接</w:t>
             </w:r>
           </w:p>
         </w:tc>
@@ -2681,7 +2681,7 @@
                 <w:b w:val="0"/>
                 <w:sz w:val="16"/>
               </w:rPr>
-              <w:t>左列 第 1 个</w:t>
+              <w:t>右排 第 19 个</w:t>
             </w:r>
           </w:p>
         </w:tc>
@@ -2701,13 +2701,13 @@
                 <w:b w:val="0"/>
                 <w:sz w:val="16"/>
               </w:rPr>
-              <w:t>B12</w:t>
+              <w:t>C13</w:t>
             </w:r>
           </w:p>
         </w:tc>
         <w:tc>
           <w:tcPr>
-            <w:tcW w:type="dxa" w:w="1020"/>
+            <w:tcW w:type="dxa" w:w="1077"/>
             <w:vAlign w:val="center"/>
           </w:tcPr>
           <w:p>
@@ -2721,13 +2721,13 @@
                 <w:b w:val="0"/>
                 <w:sz w:val="16"/>
               </w:rPr>
-              <w:t>PB12</w:t>
+              <w:t>PC13</w:t>
             </w:r>
           </w:p>
         </w:tc>
         <w:tc>
           <w:tcPr>
-            <w:tcW w:type="dxa" w:w="4195"/>
+            <w:tcW w:type="dxa" w:w="4139"/>
             <w:vAlign w:val="center"/>
           </w:tcPr>
           <w:p>
@@ -2741,7 +2741,7 @@
                 <w:b w:val="0"/>
                 <w:sz w:val="16"/>
               </w:rPr>
-              <w:t>红外计数模块的 OUT</w:t>
+              <w:t>不接（板载 LED，板上已焊）</w:t>
             </w:r>
           </w:p>
         </w:tc>
@@ -2761,7 +2761,7 @@
                 <w:b w:val="0"/>
                 <w:sz w:val="16"/>
               </w:rPr>
-              <w:t>必接</w:t>
+              <w:t>不用</w:t>
             </w:r>
           </w:p>
         </w:tc>
@@ -2808,7 +2808,7 @@
                 <w:b w:val="0"/>
                 <w:sz w:val="16"/>
               </w:rPr>
-              <w:t>左列 第 2 个</w:t>
+              <w:t>右排 第 20 个</w:t>
             </w:r>
           </w:p>
         </w:tc>
@@ -2829,13 +2829,13 @@
                 <w:b w:val="0"/>
                 <w:sz w:val="16"/>
               </w:rPr>
-              <w:t>B13</w:t>
+              <w:t>Vbt</w:t>
             </w:r>
           </w:p>
         </w:tc>
         <w:tc>
           <w:tcPr>
-            <w:tcW w:type="dxa" w:w="1020"/>
+            <w:tcW w:type="dxa" w:w="1077"/>
             <w:vAlign w:val="center"/>
             <w:shd w:val="clear" w:color="auto" w:fill="F2F5F9"/>
           </w:tcPr>
@@ -2850,13 +2850,13 @@
                 <w:b w:val="0"/>
                 <w:sz w:val="16"/>
               </w:rPr>
-              <w:t>PB13</w:t>
+              <w:t>VBAT</w:t>
             </w:r>
           </w:p>
         </w:tc>
         <w:tc>
           <w:tcPr>
-            <w:tcW w:type="dxa" w:w="4195"/>
+            <w:tcW w:type="dxa" w:w="4139"/>
             <w:vAlign w:val="center"/>
             <w:shd w:val="clear" w:color="auto" w:fill="F2F5F9"/>
           </w:tcPr>
@@ -2871,7 +2871,7 @@
                 <w:b w:val="0"/>
                 <w:sz w:val="16"/>
               </w:rPr>
-              <w:t>不接</w:t>
+              <w:t>不接（电池备份脚）</w:t>
             </w:r>
           </w:p>
         </w:tc>
@@ -2937,7 +2937,7 @@
                 <w:b w:val="0"/>
                 <w:sz w:val="16"/>
               </w:rPr>
-              <w:t>左列 第 3 个</w:t>
+              <w:t>左排 第 1 个</w:t>
             </w:r>
           </w:p>
         </w:tc>
@@ -2957,13 +2957,13 @@
                 <w:b w:val="0"/>
                 <w:sz w:val="16"/>
               </w:rPr>
-              <w:t>B14</w:t>
+              <w:t>B12</w:t>
             </w:r>
           </w:p>
         </w:tc>
         <w:tc>
           <w:tcPr>
-            <w:tcW w:type="dxa" w:w="1020"/>
+            <w:tcW w:type="dxa" w:w="1077"/>
             <w:vAlign w:val="center"/>
           </w:tcPr>
           <w:p>
@@ -2977,13 +2977,13 @@
                 <w:b w:val="0"/>
                 <w:sz w:val="16"/>
               </w:rPr>
-              <w:t>PB14</w:t>
+              <w:t>PB12</w:t>
             </w:r>
           </w:p>
         </w:tc>
         <w:tc>
           <w:tcPr>
-            <w:tcW w:type="dxa" w:w="4195"/>
+            <w:tcW w:type="dxa" w:w="4139"/>
             <w:vAlign w:val="center"/>
           </w:tcPr>
           <w:p>
@@ -2997,7 +2997,7 @@
                 <w:b w:val="0"/>
                 <w:sz w:val="16"/>
               </w:rPr>
-              <w:t>不接</w:t>
+              <w:t>红外计数模块的 OUT</w:t>
             </w:r>
           </w:p>
         </w:tc>
@@ -3017,7 +3017,7 @@
                 <w:b w:val="0"/>
                 <w:sz w:val="16"/>
               </w:rPr>
-              <w:t>不接</w:t>
+              <w:t>必接</w:t>
             </w:r>
           </w:p>
         </w:tc>
@@ -3064,7 +3064,7 @@
                 <w:b w:val="0"/>
                 <w:sz w:val="16"/>
               </w:rPr>
-              <w:t>左列 第 4 个</w:t>
+              <w:t>左排 第 2 个</w:t>
             </w:r>
           </w:p>
         </w:tc>
@@ -3085,13 +3085,13 @@
                 <w:b w:val="0"/>
                 <w:sz w:val="16"/>
               </w:rPr>
-              <w:t>B15</w:t>
+              <w:t>B13</w:t>
             </w:r>
           </w:p>
         </w:tc>
         <w:tc>
           <w:tcPr>
-            <w:tcW w:type="dxa" w:w="1020"/>
+            <w:tcW w:type="dxa" w:w="1077"/>
             <w:vAlign w:val="center"/>
             <w:shd w:val="clear" w:color="auto" w:fill="F2F5F9"/>
           </w:tcPr>
@@ -3106,13 +3106,13 @@
                 <w:b w:val="0"/>
                 <w:sz w:val="16"/>
               </w:rPr>
-              <w:t>PB15</w:t>
+              <w:t>PB13</w:t>
             </w:r>
           </w:p>
         </w:tc>
         <w:tc>
           <w:tcPr>
-            <w:tcW w:type="dxa" w:w="4195"/>
+            <w:tcW w:type="dxa" w:w="4139"/>
             <w:vAlign w:val="center"/>
             <w:shd w:val="clear" w:color="auto" w:fill="F2F5F9"/>
           </w:tcPr>
@@ -3193,7 +3193,7 @@
                 <w:b w:val="0"/>
                 <w:sz w:val="16"/>
               </w:rPr>
-              <w:t>左列 第 5 个</w:t>
+              <w:t>左排 第 3 个</w:t>
             </w:r>
           </w:p>
         </w:tc>
@@ -3213,13 +3213,13 @@
                 <w:b w:val="0"/>
                 <w:sz w:val="16"/>
               </w:rPr>
-              <w:t>A8</w:t>
+              <w:t>B14</w:t>
             </w:r>
           </w:p>
         </w:tc>
         <w:tc>
           <w:tcPr>
-            <w:tcW w:type="dxa" w:w="1020"/>
+            <w:tcW w:type="dxa" w:w="1077"/>
             <w:vAlign w:val="center"/>
           </w:tcPr>
           <w:p>
@@ -3233,13 +3233,13 @@
                 <w:b w:val="0"/>
                 <w:sz w:val="16"/>
               </w:rPr>
-              <w:t>PA8</w:t>
+              <w:t>PB14</w:t>
             </w:r>
           </w:p>
         </w:tc>
         <w:tc>
           <w:tcPr>
-            <w:tcW w:type="dxa" w:w="4195"/>
+            <w:tcW w:type="dxa" w:w="4139"/>
             <w:vAlign w:val="center"/>
           </w:tcPr>
           <w:p>
@@ -3320,7 +3320,263 @@
                 <w:b w:val="0"/>
                 <w:sz w:val="16"/>
               </w:rPr>
-              <w:t>左列 第 6 个</w:t>
+              <w:t>左排 第 4 个</w:t>
+            </w:r>
+          </w:p>
+        </w:tc>
+        <w:tc>
+          <w:tcPr>
+            <w:tcW w:type="dxa" w:w="1020"/>
+            <w:vAlign w:val="center"/>
+            <w:shd w:val="clear" w:color="auto" w:fill="F2F5F9"/>
+          </w:tcPr>
+          <w:p>
+            <w:pPr>
+              <w:spacing w:after="0" w:before="0" w:line="264" w:lineRule="auto"/>
+              <w:jc w:val="center"/>
+            </w:pPr>
+            <w:r>
+              <w:rPr>
+                <w:rFonts w:ascii="Calibri" w:hAnsi="Calibri" w:eastAsia="宋体"/>
+                <w:b w:val="0"/>
+                <w:sz w:val="16"/>
+              </w:rPr>
+              <w:t>B15</w:t>
+            </w:r>
+          </w:p>
+        </w:tc>
+        <w:tc>
+          <w:tcPr>
+            <w:tcW w:type="dxa" w:w="1077"/>
+            <w:vAlign w:val="center"/>
+            <w:shd w:val="clear" w:color="auto" w:fill="F2F5F9"/>
+          </w:tcPr>
+          <w:p>
+            <w:pPr>
+              <w:spacing w:after="0" w:before="0" w:line="264" w:lineRule="auto"/>
+              <w:jc w:val="center"/>
+            </w:pPr>
+            <w:r>
+              <w:rPr>
+                <w:rFonts w:ascii="Calibri" w:hAnsi="Calibri" w:eastAsia="宋体"/>
+                <w:b w:val="0"/>
+                <w:sz w:val="16"/>
+              </w:rPr>
+              <w:t>PB15</w:t>
+            </w:r>
+          </w:p>
+        </w:tc>
+        <w:tc>
+          <w:tcPr>
+            <w:tcW w:type="dxa" w:w="4139"/>
+            <w:vAlign w:val="center"/>
+            <w:shd w:val="clear" w:color="auto" w:fill="F2F5F9"/>
+          </w:tcPr>
+          <w:p>
+            <w:pPr>
+              <w:spacing w:after="0" w:before="0" w:line="264" w:lineRule="auto"/>
+              <w:jc w:val="left"/>
+            </w:pPr>
+            <w:r>
+              <w:rPr>
+                <w:rFonts w:ascii="Calibri" w:hAnsi="Calibri" w:eastAsia="宋体"/>
+                <w:b w:val="0"/>
+                <w:sz w:val="16"/>
+              </w:rPr>
+              <w:t>不接</w:t>
+            </w:r>
+          </w:p>
+        </w:tc>
+        <w:tc>
+          <w:tcPr>
+            <w:tcW w:type="dxa" w:w="907"/>
+            <w:vAlign w:val="center"/>
+            <w:shd w:val="clear" w:color="auto" w:fill="F2F5F9"/>
+          </w:tcPr>
+          <w:p>
+            <w:pPr>
+              <w:spacing w:after="0" w:before="0" w:line="264" w:lineRule="auto"/>
+              <w:jc w:val="center"/>
+            </w:pPr>
+            <w:r>
+              <w:rPr>
+                <w:rFonts w:ascii="Calibri" w:hAnsi="Calibri" w:eastAsia="宋体"/>
+                <w:b w:val="0"/>
+                <w:sz w:val="16"/>
+              </w:rPr>
+              <w:t>不接</w:t>
+            </w:r>
+          </w:p>
+        </w:tc>
+      </w:tr>
+      <w:tr>
+        <w:trPr>
+          <w:cantSplit w:val="true"/>
+        </w:trPr>
+        <w:tc>
+          <w:tcPr>
+            <w:tcW w:type="dxa" w:w="567"/>
+            <w:vAlign w:val="center"/>
+          </w:tcPr>
+          <w:p>
+            <w:pPr>
+              <w:spacing w:after="0" w:before="0" w:line="264" w:lineRule="auto"/>
+              <w:jc w:val="center"/>
+            </w:pPr>
+            <w:r>
+              <w:rPr>
+                <w:rFonts w:ascii="Calibri" w:hAnsi="Calibri" w:eastAsia="宋体"/>
+                <w:b w:val="0"/>
+                <w:sz w:val="16"/>
+              </w:rPr>
+              <w:t>25</w:t>
+            </w:r>
+          </w:p>
+        </w:tc>
+        <w:tc>
+          <w:tcPr>
+            <w:tcW w:type="dxa" w:w="1701"/>
+            <w:vAlign w:val="center"/>
+          </w:tcPr>
+          <w:p>
+            <w:pPr>
+              <w:spacing w:after="0" w:before="0" w:line="264" w:lineRule="auto"/>
+              <w:jc w:val="center"/>
+            </w:pPr>
+            <w:r>
+              <w:rPr>
+                <w:rFonts w:ascii="Calibri" w:hAnsi="Calibri" w:eastAsia="宋体"/>
+                <w:b w:val="0"/>
+                <w:sz w:val="16"/>
+              </w:rPr>
+              <w:t>左排 第 5 个</w:t>
+            </w:r>
+          </w:p>
+        </w:tc>
+        <w:tc>
+          <w:tcPr>
+            <w:tcW w:type="dxa" w:w="1020"/>
+            <w:vAlign w:val="center"/>
+          </w:tcPr>
+          <w:p>
+            <w:pPr>
+              <w:spacing w:after="0" w:before="0" w:line="264" w:lineRule="auto"/>
+              <w:jc w:val="center"/>
+            </w:pPr>
+            <w:r>
+              <w:rPr>
+                <w:rFonts w:ascii="Calibri" w:hAnsi="Calibri" w:eastAsia="宋体"/>
+                <w:b w:val="0"/>
+                <w:sz w:val="16"/>
+              </w:rPr>
+              <w:t>A8</w:t>
+            </w:r>
+          </w:p>
+        </w:tc>
+        <w:tc>
+          <w:tcPr>
+            <w:tcW w:type="dxa" w:w="1077"/>
+            <w:vAlign w:val="center"/>
+          </w:tcPr>
+          <w:p>
+            <w:pPr>
+              <w:spacing w:after="0" w:before="0" w:line="264" w:lineRule="auto"/>
+              <w:jc w:val="center"/>
+            </w:pPr>
+            <w:r>
+              <w:rPr>
+                <w:rFonts w:ascii="Calibri" w:hAnsi="Calibri" w:eastAsia="宋体"/>
+                <w:b w:val="0"/>
+                <w:sz w:val="16"/>
+              </w:rPr>
+              <w:t>PA8</w:t>
+            </w:r>
+          </w:p>
+        </w:tc>
+        <w:tc>
+          <w:tcPr>
+            <w:tcW w:type="dxa" w:w="4139"/>
+            <w:vAlign w:val="center"/>
+          </w:tcPr>
+          <w:p>
+            <w:pPr>
+              <w:spacing w:after="0" w:before="0" w:line="264" w:lineRule="auto"/>
+              <w:jc w:val="left"/>
+            </w:pPr>
+            <w:r>
+              <w:rPr>
+                <w:rFonts w:ascii="Calibri" w:hAnsi="Calibri" w:eastAsia="宋体"/>
+                <w:b w:val="0"/>
+                <w:sz w:val="16"/>
+              </w:rPr>
+              <w:t>不接</w:t>
+            </w:r>
+          </w:p>
+        </w:tc>
+        <w:tc>
+          <w:tcPr>
+            <w:tcW w:type="dxa" w:w="907"/>
+            <w:vAlign w:val="center"/>
+          </w:tcPr>
+          <w:p>
+            <w:pPr>
+              <w:spacing w:after="0" w:before="0" w:line="264" w:lineRule="auto"/>
+              <w:jc w:val="center"/>
+            </w:pPr>
+            <w:r>
+              <w:rPr>
+                <w:rFonts w:ascii="Calibri" w:hAnsi="Calibri" w:eastAsia="宋体"/>
+                <w:b w:val="0"/>
+                <w:sz w:val="16"/>
+              </w:rPr>
+              <w:t>不接</w:t>
+            </w:r>
+          </w:p>
+        </w:tc>
+      </w:tr>
+      <w:tr>
+        <w:trPr>
+          <w:cantSplit w:val="true"/>
+        </w:trPr>
+        <w:tc>
+          <w:tcPr>
+            <w:tcW w:type="dxa" w:w="567"/>
+            <w:vAlign w:val="center"/>
+            <w:shd w:val="clear" w:color="auto" w:fill="F2F5F9"/>
+          </w:tcPr>
+          <w:p>
+            <w:pPr>
+              <w:spacing w:after="0" w:before="0" w:line="264" w:lineRule="auto"/>
+              <w:jc w:val="center"/>
+            </w:pPr>
+            <w:r>
+              <w:rPr>
+                <w:rFonts w:ascii="Calibri" w:hAnsi="Calibri" w:eastAsia="宋体"/>
+                <w:b w:val="0"/>
+                <w:sz w:val="16"/>
+              </w:rPr>
+              <w:t>26</w:t>
+            </w:r>
+          </w:p>
+        </w:tc>
+        <w:tc>
+          <w:tcPr>
+            <w:tcW w:type="dxa" w:w="1701"/>
+            <w:vAlign w:val="center"/>
+            <w:shd w:val="clear" w:color="auto" w:fill="F2F5F9"/>
+          </w:tcPr>
+          <w:p>
+            <w:pPr>
+              <w:spacing w:after="0" w:before="0" w:line="264" w:lineRule="auto"/>
+              <w:jc w:val="center"/>
+            </w:pPr>
+            <w:r>
+              <w:rPr>
+                <w:rFonts w:ascii="Calibri" w:hAnsi="Calibri" w:eastAsia="宋体"/>
+                <w:b w:val="0"/>
+                <w:sz w:val="16"/>
+              </w:rPr>
+              <w:t>左排 第 6 个</w:t>
             </w:r>
           </w:p>
         </w:tc>
@@ -3347,7 +3603,7 @@
         </w:tc>
         <w:tc>
           <w:tcPr>
-            <w:tcW w:type="dxa" w:w="1020"/>
+            <w:tcW w:type="dxa" w:w="1077"/>
             <w:vAlign w:val="center"/>
             <w:shd w:val="clear" w:color="auto" w:fill="F2F5F9"/>
           </w:tcPr>
@@ -3368,7 +3624,7 @@
         </w:tc>
         <w:tc>
           <w:tcPr>
-            <w:tcW w:type="dxa" w:w="4195"/>
+            <w:tcW w:type="dxa" w:w="4139"/>
             <w:vAlign w:val="center"/>
             <w:shd w:val="clear" w:color="auto" w:fill="F2F5F9"/>
           </w:tcPr>
@@ -3429,7 +3685,7 @@
                 <w:b w:val="0"/>
                 <w:sz w:val="16"/>
               </w:rPr>
-              <w:t>25</w:t>
+              <w:t>27</w:t>
             </w:r>
           </w:p>
         </w:tc>
@@ -3449,7 +3705,7 @@
                 <w:b w:val="0"/>
                 <w:sz w:val="16"/>
               </w:rPr>
-              <w:t>左列 第 7 个</w:t>
+              <w:t>左排 第 7 个</w:t>
             </w:r>
           </w:p>
         </w:tc>
@@ -3475,7 +3731,7 @@
         </w:tc>
         <w:tc>
           <w:tcPr>
-            <w:tcW w:type="dxa" w:w="1020"/>
+            <w:tcW w:type="dxa" w:w="1077"/>
             <w:vAlign w:val="center"/>
           </w:tcPr>
           <w:p>
@@ -3495,7 +3751,7 @@
         </w:tc>
         <w:tc>
           <w:tcPr>
-            <w:tcW w:type="dxa" w:w="4195"/>
+            <w:tcW w:type="dxa" w:w="4139"/>
             <w:vAlign w:val="center"/>
           </w:tcPr>
           <w:p>
@@ -3555,7 +3811,7 @@
                 <w:b w:val="0"/>
                 <w:sz w:val="16"/>
               </w:rPr>
-              <w:t>26</w:t>
+              <w:t>28</w:t>
             </w:r>
           </w:p>
         </w:tc>
@@ -3576,7 +3832,7 @@
                 <w:b w:val="0"/>
                 <w:sz w:val="16"/>
               </w:rPr>
-              <w:t>左列 第 8 个</w:t>
+              <w:t>左排 第 8 个</w:t>
             </w:r>
           </w:p>
         </w:tc>
@@ -3603,7 +3859,7 @@
         </w:tc>
         <w:tc>
           <w:tcPr>
-            <w:tcW w:type="dxa" w:w="1020"/>
+            <w:tcW w:type="dxa" w:w="1077"/>
             <w:vAlign w:val="center"/>
             <w:shd w:val="clear" w:color="auto" w:fill="F2F5F9"/>
           </w:tcPr>
@@ -3624,7 +3880,7 @@
         </w:tc>
         <w:tc>
           <w:tcPr>
-            <w:tcW w:type="dxa" w:w="4195"/>
+            <w:tcW w:type="dxa" w:w="4139"/>
             <w:vAlign w:val="center"/>
             <w:shd w:val="clear" w:color="auto" w:fill="F2F5F9"/>
           </w:tcPr>
@@ -3640,262 +3896,6 @@
                 <w:sz w:val="16"/>
               </w:rPr>
               <w:t>不接（USB D−）</w:t>
-            </w:r>
-          </w:p>
-        </w:tc>
-        <w:tc>
-          <w:tcPr>
-            <w:tcW w:type="dxa" w:w="907"/>
-            <w:vAlign w:val="center"/>
-            <w:shd w:val="clear" w:color="auto" w:fill="F2F5F9"/>
-          </w:tcPr>
-          <w:p>
-            <w:pPr>
-              <w:spacing w:after="0" w:before="0" w:line="264" w:lineRule="auto"/>
-              <w:jc w:val="center"/>
-            </w:pPr>
-            <w:r>
-              <w:rPr>
-                <w:rFonts w:ascii="Calibri" w:hAnsi="Calibri" w:eastAsia="宋体"/>
-                <w:b w:val="0"/>
-                <w:sz w:val="16"/>
-              </w:rPr>
-              <w:t>不接</w:t>
-            </w:r>
-          </w:p>
-        </w:tc>
-      </w:tr>
-      <w:tr>
-        <w:trPr>
-          <w:cantSplit w:val="true"/>
-        </w:trPr>
-        <w:tc>
-          <w:tcPr>
-            <w:tcW w:type="dxa" w:w="567"/>
-            <w:vAlign w:val="center"/>
-          </w:tcPr>
-          <w:p>
-            <w:pPr>
-              <w:spacing w:after="0" w:before="0" w:line="264" w:lineRule="auto"/>
-              <w:jc w:val="center"/>
-            </w:pPr>
-            <w:r>
-              <w:rPr>
-                <w:rFonts w:ascii="Calibri" w:hAnsi="Calibri" w:eastAsia="宋体"/>
-                <w:b w:val="0"/>
-                <w:sz w:val="16"/>
-              </w:rPr>
-              <w:t>27</w:t>
-            </w:r>
-          </w:p>
-        </w:tc>
-        <w:tc>
-          <w:tcPr>
-            <w:tcW w:type="dxa" w:w="1701"/>
-            <w:vAlign w:val="center"/>
-          </w:tcPr>
-          <w:p>
-            <w:pPr>
-              <w:spacing w:after="0" w:before="0" w:line="264" w:lineRule="auto"/>
-              <w:jc w:val="center"/>
-            </w:pPr>
-            <w:r>
-              <w:rPr>
-                <w:rFonts w:ascii="Calibri" w:hAnsi="Calibri" w:eastAsia="宋体"/>
-                <w:b w:val="0"/>
-                <w:sz w:val="16"/>
-              </w:rPr>
-              <w:t>左列 第 9 个</w:t>
-            </w:r>
-          </w:p>
-        </w:tc>
-        <w:tc>
-          <w:tcPr>
-            <w:tcW w:type="dxa" w:w="1020"/>
-            <w:vAlign w:val="center"/>
-          </w:tcPr>
-          <w:p>
-            <w:pPr>
-              <w:spacing w:after="0" w:before="0" w:line="264" w:lineRule="auto"/>
-              <w:jc w:val="center"/>
-            </w:pPr>
-            <w:r>
-              <w:rPr>
-                <w:rFonts w:ascii="Calibri" w:hAnsi="Calibri" w:eastAsia="宋体"/>
-                <w:b w:val="0"/>
-                <w:sz w:val="16"/>
-              </w:rPr>
-              <w:t>A12</w:t>
-            </w:r>
-          </w:p>
-        </w:tc>
-        <w:tc>
-          <w:tcPr>
-            <w:tcW w:type="dxa" w:w="1020"/>
-            <w:vAlign w:val="center"/>
-          </w:tcPr>
-          <w:p>
-            <w:pPr>
-              <w:spacing w:after="0" w:before="0" w:line="264" w:lineRule="auto"/>
-              <w:jc w:val="center"/>
-            </w:pPr>
-            <w:r>
-              <w:rPr>
-                <w:rFonts w:ascii="Calibri" w:hAnsi="Calibri" w:eastAsia="宋体"/>
-                <w:b w:val="0"/>
-                <w:sz w:val="16"/>
-              </w:rPr>
-              <w:t>PA12</w:t>
-            </w:r>
-          </w:p>
-        </w:tc>
-        <w:tc>
-          <w:tcPr>
-            <w:tcW w:type="dxa" w:w="4195"/>
-            <w:vAlign w:val="center"/>
-          </w:tcPr>
-          <w:p>
-            <w:pPr>
-              <w:spacing w:after="0" w:before="0" w:line="264" w:lineRule="auto"/>
-              <w:jc w:val="left"/>
-            </w:pPr>
-            <w:r>
-              <w:rPr>
-                <w:rFonts w:ascii="Calibri" w:hAnsi="Calibri" w:eastAsia="宋体"/>
-                <w:b w:val="0"/>
-                <w:sz w:val="16"/>
-              </w:rPr>
-              <w:t>不接（USB D+）</w:t>
-            </w:r>
-          </w:p>
-        </w:tc>
-        <w:tc>
-          <w:tcPr>
-            <w:tcW w:type="dxa" w:w="907"/>
-            <w:vAlign w:val="center"/>
-          </w:tcPr>
-          <w:p>
-            <w:pPr>
-              <w:spacing w:after="0" w:before="0" w:line="264" w:lineRule="auto"/>
-              <w:jc w:val="center"/>
-            </w:pPr>
-            <w:r>
-              <w:rPr>
-                <w:rFonts w:ascii="Calibri" w:hAnsi="Calibri" w:eastAsia="宋体"/>
-                <w:b w:val="0"/>
-                <w:sz w:val="16"/>
-              </w:rPr>
-              <w:t>不接</w:t>
-            </w:r>
-          </w:p>
-        </w:tc>
-      </w:tr>
-      <w:tr>
-        <w:trPr>
-          <w:cantSplit w:val="true"/>
-        </w:trPr>
-        <w:tc>
-          <w:tcPr>
-            <w:tcW w:type="dxa" w:w="567"/>
-            <w:vAlign w:val="center"/>
-            <w:shd w:val="clear" w:color="auto" w:fill="F2F5F9"/>
-          </w:tcPr>
-          <w:p>
-            <w:pPr>
-              <w:spacing w:after="0" w:before="0" w:line="264" w:lineRule="auto"/>
-              <w:jc w:val="center"/>
-            </w:pPr>
-            <w:r>
-              <w:rPr>
-                <w:rFonts w:ascii="Calibri" w:hAnsi="Calibri" w:eastAsia="宋体"/>
-                <w:b w:val="0"/>
-                <w:sz w:val="16"/>
-              </w:rPr>
-              <w:t>28</w:t>
-            </w:r>
-          </w:p>
-        </w:tc>
-        <w:tc>
-          <w:tcPr>
-            <w:tcW w:type="dxa" w:w="1701"/>
-            <w:vAlign w:val="center"/>
-            <w:shd w:val="clear" w:color="auto" w:fill="F2F5F9"/>
-          </w:tcPr>
-          <w:p>
-            <w:pPr>
-              <w:spacing w:after="0" w:before="0" w:line="264" w:lineRule="auto"/>
-              <w:jc w:val="center"/>
-            </w:pPr>
-            <w:r>
-              <w:rPr>
-                <w:rFonts w:ascii="Calibri" w:hAnsi="Calibri" w:eastAsia="宋体"/>
-                <w:b w:val="0"/>
-                <w:sz w:val="16"/>
-              </w:rPr>
-              <w:t>左列 第 10 个</w:t>
-            </w:r>
-          </w:p>
-        </w:tc>
-        <w:tc>
-          <w:tcPr>
-            <w:tcW w:type="dxa" w:w="1020"/>
-            <w:vAlign w:val="center"/>
-            <w:shd w:val="clear" w:color="auto" w:fill="F2F5F9"/>
-          </w:tcPr>
-          <w:p>
-            <w:pPr>
-              <w:spacing w:after="0" w:before="0" w:line="264" w:lineRule="auto"/>
-              <w:jc w:val="center"/>
-            </w:pPr>
-            <w:r>
-              <w:rPr>
-                <w:rFonts w:ascii="Calibri" w:hAnsi="Calibri" w:eastAsia="宋体"/>
-                <w:b w:val="0"/>
-                <w:sz w:val="16"/>
-              </w:rPr>
-              <w:t>A15</w:t>
-            </w:r>
-          </w:p>
-        </w:tc>
-        <w:tc>
-          <w:tcPr>
-            <w:tcW w:type="dxa" w:w="1020"/>
-            <w:vAlign w:val="center"/>
-            <w:shd w:val="clear" w:color="auto" w:fill="F2F5F9"/>
-          </w:tcPr>
-          <w:p>
-            <w:pPr>
-              <w:spacing w:after="0" w:before="0" w:line="264" w:lineRule="auto"/>
-              <w:jc w:val="center"/>
-            </w:pPr>
-            <w:r>
-              <w:rPr>
-                <w:rFonts w:ascii="Calibri" w:hAnsi="Calibri" w:eastAsia="宋体"/>
-                <w:b w:val="0"/>
-                <w:sz w:val="16"/>
-              </w:rPr>
-              <w:t>PA15</w:t>
-            </w:r>
-          </w:p>
-        </w:tc>
-        <w:tc>
-          <w:tcPr>
-            <w:tcW w:type="dxa" w:w="4195"/>
-            <w:vAlign w:val="center"/>
-            <w:shd w:val="clear" w:color="auto" w:fill="F2F5F9"/>
-          </w:tcPr>
-          <w:p>
-            <w:pPr>
-              <w:spacing w:after="0" w:before="0" w:line="264" w:lineRule="auto"/>
-              <w:jc w:val="left"/>
-            </w:pPr>
-            <w:r>
-              <w:rPr>
-                <w:rFonts w:ascii="Calibri" w:hAnsi="Calibri" w:eastAsia="宋体"/>
-                <w:b w:val="0"/>
-                <w:sz w:val="16"/>
-              </w:rPr>
-              <w:t>不接</w:t>
             </w:r>
           </w:p>
         </w:tc>
@@ -3961,7 +3961,7 @@
                 <w:b w:val="0"/>
                 <w:sz w:val="16"/>
               </w:rPr>
-              <w:t>左列 第 11 个</w:t>
+              <w:t>左排 第 9 个</w:t>
             </w:r>
           </w:p>
         </w:tc>
@@ -3981,13 +3981,13 @@
                 <w:b w:val="0"/>
                 <w:sz w:val="16"/>
               </w:rPr>
-              <w:t>B3</w:t>
+              <w:t>A12</w:t>
             </w:r>
           </w:p>
         </w:tc>
         <w:tc>
           <w:tcPr>
-            <w:tcW w:type="dxa" w:w="1020"/>
+            <w:tcW w:type="dxa" w:w="1077"/>
             <w:vAlign w:val="center"/>
           </w:tcPr>
           <w:p>
@@ -4001,13 +4001,13 @@
                 <w:b w:val="0"/>
                 <w:sz w:val="16"/>
               </w:rPr>
-              <w:t>PB3</w:t>
+              <w:t>PA12</w:t>
             </w:r>
           </w:p>
         </w:tc>
         <w:tc>
           <w:tcPr>
-            <w:tcW w:type="dxa" w:w="4195"/>
+            <w:tcW w:type="dxa" w:w="4139"/>
             <w:vAlign w:val="center"/>
           </w:tcPr>
           <w:p>
@@ -4021,7 +4021,7 @@
                 <w:b w:val="0"/>
                 <w:sz w:val="16"/>
               </w:rPr>
-              <w:t>不接（JTAG 的 JTDO，被占用）</w:t>
+              <w:t>不接（USB D+）</w:t>
             </w:r>
           </w:p>
         </w:tc>
@@ -4088,7 +4088,7 @@
                 <w:b w:val="0"/>
                 <w:sz w:val="16"/>
               </w:rPr>
-              <w:t>左列 第 12 个</w:t>
+              <w:t>左排 第 10 个</w:t>
             </w:r>
           </w:p>
         </w:tc>
@@ -4109,13 +4109,13 @@
                 <w:b w:val="0"/>
                 <w:sz w:val="16"/>
               </w:rPr>
-              <w:t>B4</w:t>
+              <w:t>A15</w:t>
             </w:r>
           </w:p>
         </w:tc>
         <w:tc>
           <w:tcPr>
-            <w:tcW w:type="dxa" w:w="1020"/>
+            <w:tcW w:type="dxa" w:w="1077"/>
             <w:vAlign w:val="center"/>
             <w:shd w:val="clear" w:color="auto" w:fill="F2F5F9"/>
           </w:tcPr>
@@ -4130,13 +4130,13 @@
                 <w:b w:val="0"/>
                 <w:sz w:val="16"/>
               </w:rPr>
-              <w:t>PB4</w:t>
+              <w:t>PA15</w:t>
             </w:r>
           </w:p>
         </w:tc>
         <w:tc>
           <w:tcPr>
-            <w:tcW w:type="dxa" w:w="4195"/>
+            <w:tcW w:type="dxa" w:w="4139"/>
             <w:vAlign w:val="center"/>
             <w:shd w:val="clear" w:color="auto" w:fill="F2F5F9"/>
           </w:tcPr>
@@ -4151,7 +4151,7 @@
                 <w:b w:val="0"/>
                 <w:sz w:val="16"/>
               </w:rPr>
-              <w:t>不接（JTAG 的 JNTRST，被占用）</w:t>
+              <w:t>不接</w:t>
             </w:r>
           </w:p>
         </w:tc>
@@ -4217,7 +4217,7 @@
                 <w:b w:val="0"/>
                 <w:sz w:val="16"/>
               </w:rPr>
-              <w:t>左列 第 13 个</w:t>
+              <w:t>左排 第 11 个</w:t>
             </w:r>
           </w:p>
         </w:tc>
@@ -4237,13 +4237,13 @@
                 <w:b w:val="0"/>
                 <w:sz w:val="16"/>
               </w:rPr>
-              <w:t>B5</w:t>
+              <w:t>B3</w:t>
             </w:r>
           </w:p>
         </w:tc>
         <w:tc>
           <w:tcPr>
-            <w:tcW w:type="dxa" w:w="1020"/>
+            <w:tcW w:type="dxa" w:w="1077"/>
             <w:vAlign w:val="center"/>
           </w:tcPr>
           <w:p>
@@ -4257,13 +4257,13 @@
                 <w:b w:val="0"/>
                 <w:sz w:val="16"/>
               </w:rPr>
-              <w:t>PB5</w:t>
+              <w:t>PB3</w:t>
             </w:r>
           </w:p>
         </w:tc>
         <w:tc>
           <w:tcPr>
-            <w:tcW w:type="dxa" w:w="4195"/>
+            <w:tcW w:type="dxa" w:w="4139"/>
             <w:vAlign w:val="center"/>
           </w:tcPr>
           <w:p>
@@ -4277,7 +4277,7 @@
                 <w:b w:val="0"/>
                 <w:sz w:val="16"/>
               </w:rPr>
-              <w:t>黄 LED 正极（中间串 220Ω），负极接 GND</w:t>
+              <w:t>不接（JTAG 的 JTDO，被占用）</w:t>
             </w:r>
           </w:p>
         </w:tc>
@@ -4297,7 +4297,7 @@
                 <w:b w:val="0"/>
                 <w:sz w:val="16"/>
               </w:rPr>
-              <w:t>必接</w:t>
+              <w:t>不接</w:t>
             </w:r>
           </w:p>
         </w:tc>
@@ -4344,7 +4344,7 @@
                 <w:b w:val="0"/>
                 <w:sz w:val="16"/>
               </w:rPr>
-              <w:t>左列 第 14 个</w:t>
+              <w:t>左排 第 12 个</w:t>
             </w:r>
           </w:p>
         </w:tc>
@@ -4365,13 +4365,13 @@
                 <w:b w:val="0"/>
                 <w:sz w:val="16"/>
               </w:rPr>
-              <w:t>B6</w:t>
+              <w:t>B4</w:t>
             </w:r>
           </w:p>
         </w:tc>
         <w:tc>
           <w:tcPr>
-            <w:tcW w:type="dxa" w:w="1020"/>
+            <w:tcW w:type="dxa" w:w="1077"/>
             <w:vAlign w:val="center"/>
             <w:shd w:val="clear" w:color="auto" w:fill="F2F5F9"/>
           </w:tcPr>
@@ -4386,13 +4386,13 @@
                 <w:b w:val="0"/>
                 <w:sz w:val="16"/>
               </w:rPr>
-              <w:t>PB6</w:t>
+              <w:t>PB4</w:t>
             </w:r>
           </w:p>
         </w:tc>
         <w:tc>
           <w:tcPr>
-            <w:tcW w:type="dxa" w:w="4195"/>
+            <w:tcW w:type="dxa" w:w="4139"/>
             <w:vAlign w:val="center"/>
             <w:shd w:val="clear" w:color="auto" w:fill="F2F5F9"/>
           </w:tcPr>
@@ -4407,7 +4407,7 @@
                 <w:b w:val="0"/>
                 <w:sz w:val="16"/>
               </w:rPr>
-              <w:t>OLED 的 SCL（并 4.7kΩ 到 3V3）</w:t>
+              <w:t>不接（JTAG 的 JNTRST，被占用）</w:t>
             </w:r>
           </w:p>
         </w:tc>
@@ -4428,7 +4428,7 @@
                 <w:b w:val="0"/>
                 <w:sz w:val="16"/>
               </w:rPr>
-              <w:t>必接</w:t>
+              <w:t>不接</w:t>
             </w:r>
           </w:p>
         </w:tc>
@@ -4473,7 +4473,7 @@
                 <w:b w:val="0"/>
                 <w:sz w:val="16"/>
               </w:rPr>
-              <w:t>左列 第 15 个</w:t>
+              <w:t>左排 第 13 个</w:t>
             </w:r>
           </w:p>
         </w:tc>
@@ -4493,13 +4493,13 @@
                 <w:b w:val="0"/>
                 <w:sz w:val="16"/>
               </w:rPr>
-              <w:t>B7</w:t>
+              <w:t>B5</w:t>
             </w:r>
           </w:p>
         </w:tc>
         <w:tc>
           <w:tcPr>
-            <w:tcW w:type="dxa" w:w="1020"/>
+            <w:tcW w:type="dxa" w:w="1077"/>
             <w:vAlign w:val="center"/>
           </w:tcPr>
           <w:p>
@@ -4513,13 +4513,13 @@
                 <w:b w:val="0"/>
                 <w:sz w:val="16"/>
               </w:rPr>
-              <w:t>PB7</w:t>
+              <w:t>PB5</w:t>
             </w:r>
           </w:p>
         </w:tc>
         <w:tc>
           <w:tcPr>
-            <w:tcW w:type="dxa" w:w="4195"/>
+            <w:tcW w:type="dxa" w:w="4139"/>
             <w:vAlign w:val="center"/>
           </w:tcPr>
           <w:p>
@@ -4533,7 +4533,7 @@
                 <w:b w:val="0"/>
                 <w:sz w:val="16"/>
               </w:rPr>
-              <w:t>OLED 的 SDA（并 4.7kΩ 到 3V3）</w:t>
+              <w:t>黄 LED 正极（中间串 220Ω），负极接 GND</w:t>
             </w:r>
           </w:p>
         </w:tc>
@@ -4600,7 +4600,7 @@
                 <w:b w:val="0"/>
                 <w:sz w:val="16"/>
               </w:rPr>
-              <w:t>左列 第 16 个</w:t>
+              <w:t>左排 第 14 个</w:t>
             </w:r>
           </w:p>
         </w:tc>
@@ -4621,13 +4621,13 @@
                 <w:b w:val="0"/>
                 <w:sz w:val="16"/>
               </w:rPr>
-              <w:t>B8</w:t>
+              <w:t>B6</w:t>
             </w:r>
           </w:p>
         </w:tc>
         <w:tc>
           <w:tcPr>
-            <w:tcW w:type="dxa" w:w="1020"/>
+            <w:tcW w:type="dxa" w:w="1077"/>
             <w:vAlign w:val="center"/>
             <w:shd w:val="clear" w:color="auto" w:fill="F2F5F9"/>
           </w:tcPr>
@@ -4642,13 +4642,13 @@
                 <w:b w:val="0"/>
                 <w:sz w:val="16"/>
               </w:rPr>
-              <w:t>PB8</w:t>
+              <w:t>PB6</w:t>
             </w:r>
           </w:p>
         </w:tc>
         <w:tc>
           <w:tcPr>
-            <w:tcW w:type="dxa" w:w="4195"/>
+            <w:tcW w:type="dxa" w:w="4139"/>
             <w:vAlign w:val="center"/>
             <w:shd w:val="clear" w:color="auto" w:fill="F2F5F9"/>
           </w:tcPr>
@@ -4663,7 +4663,7 @@
                 <w:b w:val="0"/>
                 <w:sz w:val="16"/>
               </w:rPr>
-              <w:t>不接</w:t>
+              <w:t>OLED 的 SCL（并 4.7kΩ 到 3V3）</w:t>
             </w:r>
           </w:p>
         </w:tc>
@@ -4684,7 +4684,7 @@
                 <w:b w:val="0"/>
                 <w:sz w:val="16"/>
               </w:rPr>
-              <w:t>不接</w:t>
+              <w:t>必接</w:t>
             </w:r>
           </w:p>
         </w:tc>
@@ -4729,7 +4729,7 @@
                 <w:b w:val="0"/>
                 <w:sz w:val="16"/>
               </w:rPr>
-              <w:t>左列 第 17 个</w:t>
+              <w:t>左排 第 15 个</w:t>
             </w:r>
           </w:p>
         </w:tc>
@@ -4749,13 +4749,13 @@
                 <w:b w:val="0"/>
                 <w:sz w:val="16"/>
               </w:rPr>
-              <w:t>B9</w:t>
+              <w:t>B7</w:t>
             </w:r>
           </w:p>
         </w:tc>
         <w:tc>
           <w:tcPr>
-            <w:tcW w:type="dxa" w:w="1020"/>
+            <w:tcW w:type="dxa" w:w="1077"/>
             <w:vAlign w:val="center"/>
           </w:tcPr>
           <w:p>
@@ -4769,13 +4769,13 @@
                 <w:b w:val="0"/>
                 <w:sz w:val="16"/>
               </w:rPr>
-              <w:t>PB9</w:t>
+              <w:t>PB7</w:t>
             </w:r>
           </w:p>
         </w:tc>
         <w:tc>
           <w:tcPr>
-            <w:tcW w:type="dxa" w:w="4195"/>
+            <w:tcW w:type="dxa" w:w="4139"/>
             <w:vAlign w:val="center"/>
           </w:tcPr>
           <w:p>
@@ -4789,7 +4789,7 @@
                 <w:b w:val="0"/>
                 <w:sz w:val="16"/>
               </w:rPr>
-              <w:t>不接</w:t>
+              <w:t>OLED 的 SDA（并 4.7kΩ 到 3V3）</w:t>
             </w:r>
           </w:p>
         </w:tc>
@@ -4809,7 +4809,7 @@
                 <w:b w:val="0"/>
                 <w:sz w:val="16"/>
               </w:rPr>
-              <w:t>不接</w:t>
+              <w:t>必接</w:t>
             </w:r>
           </w:p>
         </w:tc>
@@ -4856,7 +4856,7 @@
                 <w:b w:val="0"/>
                 <w:sz w:val="16"/>
               </w:rPr>
-              <w:t>底部（靠左）</w:t>
+              <w:t>左排 第 16 个</w:t>
             </w:r>
           </w:p>
         </w:tc>
@@ -4877,13 +4877,13 @@
                 <w:b w:val="0"/>
                 <w:sz w:val="16"/>
               </w:rPr>
-              <w:t>5V</w:t>
+              <w:t>B8</w:t>
             </w:r>
           </w:p>
         </w:tc>
         <w:tc>
           <w:tcPr>
-            <w:tcW w:type="dxa" w:w="1020"/>
+            <w:tcW w:type="dxa" w:w="1077"/>
             <w:vAlign w:val="center"/>
             <w:shd w:val="clear" w:color="auto" w:fill="F2F5F9"/>
           </w:tcPr>
@@ -4898,13 +4898,13 @@
                 <w:b w:val="0"/>
                 <w:sz w:val="16"/>
               </w:rPr>
-              <w:t>5V</w:t>
+              <w:t>PB8</w:t>
             </w:r>
           </w:p>
         </w:tc>
         <w:tc>
           <w:tcPr>
-            <w:tcW w:type="dxa" w:w="4195"/>
+            <w:tcW w:type="dxa" w:w="4139"/>
             <w:vAlign w:val="center"/>
             <w:shd w:val="clear" w:color="auto" w:fill="F2F5F9"/>
           </w:tcPr>
@@ -4919,7 +4919,7 @@
                 <w:b w:val="0"/>
                 <w:sz w:val="16"/>
               </w:rPr>
-              <w:t>★ 绝对不接！板子自己由 Micro USB 供电</w:t>
+              <w:t>不接</w:t>
             </w:r>
           </w:p>
         </w:tc>
@@ -4985,7 +4985,263 @@
                 <w:b w:val="0"/>
                 <w:sz w:val="16"/>
               </w:rPr>
-              <w:t>底部（中间）</w:t>
+              <w:t>左排 第 17 个</w:t>
+            </w:r>
+          </w:p>
+        </w:tc>
+        <w:tc>
+          <w:tcPr>
+            <w:tcW w:type="dxa" w:w="1020"/>
+            <w:vAlign w:val="center"/>
+          </w:tcPr>
+          <w:p>
+            <w:pPr>
+              <w:spacing w:after="0" w:before="0" w:line="264" w:lineRule="auto"/>
+              <w:jc w:val="center"/>
+            </w:pPr>
+            <w:r>
+              <w:rPr>
+                <w:rFonts w:ascii="Calibri" w:hAnsi="Calibri" w:eastAsia="宋体"/>
+                <w:b w:val="0"/>
+                <w:sz w:val="16"/>
+              </w:rPr>
+              <w:t>B9</w:t>
+            </w:r>
+          </w:p>
+        </w:tc>
+        <w:tc>
+          <w:tcPr>
+            <w:tcW w:type="dxa" w:w="1077"/>
+            <w:vAlign w:val="center"/>
+          </w:tcPr>
+          <w:p>
+            <w:pPr>
+              <w:spacing w:after="0" w:before="0" w:line="264" w:lineRule="auto"/>
+              <w:jc w:val="center"/>
+            </w:pPr>
+            <w:r>
+              <w:rPr>
+                <w:rFonts w:ascii="Calibri" w:hAnsi="Calibri" w:eastAsia="宋体"/>
+                <w:b w:val="0"/>
+                <w:sz w:val="16"/>
+              </w:rPr>
+              <w:t>PB9</w:t>
+            </w:r>
+          </w:p>
+        </w:tc>
+        <w:tc>
+          <w:tcPr>
+            <w:tcW w:type="dxa" w:w="4139"/>
+            <w:vAlign w:val="center"/>
+          </w:tcPr>
+          <w:p>
+            <w:pPr>
+              <w:spacing w:after="0" w:before="0" w:line="264" w:lineRule="auto"/>
+              <w:jc w:val="left"/>
+            </w:pPr>
+            <w:r>
+              <w:rPr>
+                <w:rFonts w:ascii="Calibri" w:hAnsi="Calibri" w:eastAsia="宋体"/>
+                <w:b w:val="0"/>
+                <w:sz w:val="16"/>
+              </w:rPr>
+              <w:t>不接</w:t>
+            </w:r>
+          </w:p>
+        </w:tc>
+        <w:tc>
+          <w:tcPr>
+            <w:tcW w:type="dxa" w:w="907"/>
+            <w:vAlign w:val="center"/>
+          </w:tcPr>
+          <w:p>
+            <w:pPr>
+              <w:spacing w:after="0" w:before="0" w:line="264" w:lineRule="auto"/>
+              <w:jc w:val="center"/>
+            </w:pPr>
+            <w:r>
+              <w:rPr>
+                <w:rFonts w:ascii="Calibri" w:hAnsi="Calibri" w:eastAsia="宋体"/>
+                <w:b w:val="0"/>
+                <w:sz w:val="16"/>
+              </w:rPr>
+              <w:t>不接</w:t>
+            </w:r>
+          </w:p>
+        </w:tc>
+      </w:tr>
+      <w:tr>
+        <w:trPr>
+          <w:cantSplit w:val="true"/>
+        </w:trPr>
+        <w:tc>
+          <w:tcPr>
+            <w:tcW w:type="dxa" w:w="567"/>
+            <w:vAlign w:val="center"/>
+            <w:shd w:val="clear" w:color="auto" w:fill="F2F5F9"/>
+          </w:tcPr>
+          <w:p>
+            <w:pPr>
+              <w:spacing w:after="0" w:before="0" w:line="264" w:lineRule="auto"/>
+              <w:jc w:val="center"/>
+            </w:pPr>
+            <w:r>
+              <w:rPr>
+                <w:rFonts w:ascii="Calibri" w:hAnsi="Calibri" w:eastAsia="宋体"/>
+                <w:b w:val="0"/>
+                <w:sz w:val="16"/>
+              </w:rPr>
+              <w:t>38</w:t>
+            </w:r>
+          </w:p>
+        </w:tc>
+        <w:tc>
+          <w:tcPr>
+            <w:tcW w:type="dxa" w:w="1701"/>
+            <w:vAlign w:val="center"/>
+            <w:shd w:val="clear" w:color="auto" w:fill="F2F5F9"/>
+          </w:tcPr>
+          <w:p>
+            <w:pPr>
+              <w:spacing w:after="0" w:before="0" w:line="264" w:lineRule="auto"/>
+              <w:jc w:val="center"/>
+            </w:pPr>
+            <w:r>
+              <w:rPr>
+                <w:rFonts w:ascii="Calibri" w:hAnsi="Calibri" w:eastAsia="宋体"/>
+                <w:b w:val="0"/>
+                <w:sz w:val="16"/>
+              </w:rPr>
+              <w:t>左排 第 18 个</w:t>
+            </w:r>
+          </w:p>
+        </w:tc>
+        <w:tc>
+          <w:tcPr>
+            <w:tcW w:type="dxa" w:w="1020"/>
+            <w:vAlign w:val="center"/>
+            <w:shd w:val="clear" w:color="auto" w:fill="F2F5F9"/>
+          </w:tcPr>
+          <w:p>
+            <w:pPr>
+              <w:spacing w:after="0" w:before="0" w:line="264" w:lineRule="auto"/>
+              <w:jc w:val="center"/>
+            </w:pPr>
+            <w:r>
+              <w:rPr>
+                <w:rFonts w:ascii="Calibri" w:hAnsi="Calibri" w:eastAsia="宋体"/>
+                <w:b w:val="0"/>
+                <w:sz w:val="16"/>
+              </w:rPr>
+              <w:t>5V</w:t>
+            </w:r>
+          </w:p>
+        </w:tc>
+        <w:tc>
+          <w:tcPr>
+            <w:tcW w:type="dxa" w:w="1077"/>
+            <w:vAlign w:val="center"/>
+            <w:shd w:val="clear" w:color="auto" w:fill="F2F5F9"/>
+          </w:tcPr>
+          <w:p>
+            <w:pPr>
+              <w:spacing w:after="0" w:before="0" w:line="264" w:lineRule="auto"/>
+              <w:jc w:val="center"/>
+            </w:pPr>
+            <w:r>
+              <w:rPr>
+                <w:rFonts w:ascii="Calibri" w:hAnsi="Calibri" w:eastAsia="宋体"/>
+                <w:b w:val="0"/>
+                <w:sz w:val="16"/>
+              </w:rPr>
+              <w:t>5V</w:t>
+            </w:r>
+          </w:p>
+        </w:tc>
+        <w:tc>
+          <w:tcPr>
+            <w:tcW w:type="dxa" w:w="4139"/>
+            <w:vAlign w:val="center"/>
+            <w:shd w:val="clear" w:color="auto" w:fill="F2F5F9"/>
+          </w:tcPr>
+          <w:p>
+            <w:pPr>
+              <w:spacing w:after="0" w:before="0" w:line="264" w:lineRule="auto"/>
+              <w:jc w:val="left"/>
+            </w:pPr>
+            <w:r>
+              <w:rPr>
+                <w:rFonts w:ascii="Calibri" w:hAnsi="Calibri" w:eastAsia="宋体"/>
+                <w:b w:val="0"/>
+                <w:sz w:val="16"/>
+              </w:rPr>
+              <w:t>★ 绝对不接！板子已由 Micro USB 供电</w:t>
+            </w:r>
+          </w:p>
+        </w:tc>
+        <w:tc>
+          <w:tcPr>
+            <w:tcW w:type="dxa" w:w="907"/>
+            <w:vAlign w:val="center"/>
+            <w:shd w:val="clear" w:color="auto" w:fill="F2F5F9"/>
+          </w:tcPr>
+          <w:p>
+            <w:pPr>
+              <w:spacing w:after="0" w:before="0" w:line="264" w:lineRule="auto"/>
+              <w:jc w:val="center"/>
+            </w:pPr>
+            <w:r>
+              <w:rPr>
+                <w:rFonts w:ascii="Calibri" w:hAnsi="Calibri" w:eastAsia="宋体"/>
+                <w:b w:val="0"/>
+                <w:sz w:val="16"/>
+              </w:rPr>
+              <w:t>不接</w:t>
+            </w:r>
+          </w:p>
+        </w:tc>
+      </w:tr>
+      <w:tr>
+        <w:trPr>
+          <w:cantSplit w:val="true"/>
+        </w:trPr>
+        <w:tc>
+          <w:tcPr>
+            <w:tcW w:type="dxa" w:w="567"/>
+            <w:vAlign w:val="center"/>
+          </w:tcPr>
+          <w:p>
+            <w:pPr>
+              <w:spacing w:after="0" w:before="0" w:line="264" w:lineRule="auto"/>
+              <w:jc w:val="center"/>
+            </w:pPr>
+            <w:r>
+              <w:rPr>
+                <w:rFonts w:ascii="Calibri" w:hAnsi="Calibri" w:eastAsia="宋体"/>
+                <w:b w:val="0"/>
+                <w:sz w:val="16"/>
+              </w:rPr>
+              <w:t>39</w:t>
+            </w:r>
+          </w:p>
+        </w:tc>
+        <w:tc>
+          <w:tcPr>
+            <w:tcW w:type="dxa" w:w="1701"/>
+            <w:vAlign w:val="center"/>
+          </w:tcPr>
+          <w:p>
+            <w:pPr>
+              <w:spacing w:after="0" w:before="0" w:line="264" w:lineRule="auto"/>
+              <w:jc w:val="center"/>
+            </w:pPr>
+            <w:r>
+              <w:rPr>
+                <w:rFonts w:ascii="Calibri" w:hAnsi="Calibri" w:eastAsia="宋体"/>
+                <w:b w:val="0"/>
+                <w:sz w:val="16"/>
+              </w:rPr>
+              <w:t>左排 第 19 个</w:t>
             </w:r>
           </w:p>
         </w:tc>
@@ -5011,7 +5267,7 @@
         </w:tc>
         <w:tc>
           <w:tcPr>
-            <w:tcW w:type="dxa" w:w="1020"/>
+            <w:tcW w:type="dxa" w:w="1077"/>
             <w:vAlign w:val="center"/>
           </w:tcPr>
           <w:p>
@@ -5031,7 +5287,7 @@
         </w:tc>
         <w:tc>
           <w:tcPr>
-            <w:tcW w:type="dxa" w:w="4195"/>
+            <w:tcW w:type="dxa" w:w="4139"/>
             <w:vAlign w:val="center"/>
           </w:tcPr>
           <w:p>
@@ -5091,7 +5347,7 @@
                 <w:b w:val="0"/>
                 <w:sz w:val="16"/>
               </w:rPr>
-              <w:t>38</w:t>
+              <w:t>40</w:t>
             </w:r>
           </w:p>
         </w:tc>
@@ -5112,28 +5368,7 @@
                 <w:b w:val="0"/>
                 <w:sz w:val="16"/>
               </w:rPr>
-              <w:t>底部（靠右）</w:t>
-            </w:r>
-          </w:p>
-        </w:tc>
-        <w:tc>
-          <w:tcPr>
-            <w:tcW w:type="dxa" w:w="1020"/>
-            <w:vAlign w:val="center"/>
-            <w:shd w:val="clear" w:color="auto" w:fill="F2F5F9"/>
-          </w:tcPr>
-          <w:p>
-            <w:pPr>
-              <w:spacing w:after="0" w:before="0" w:line="264" w:lineRule="auto"/>
-              <w:jc w:val="center"/>
-            </w:pPr>
-            <w:r>
-              <w:rPr>
-                <w:rFonts w:ascii="Calibri" w:hAnsi="Calibri" w:eastAsia="宋体"/>
-                <w:b w:val="0"/>
-                <w:sz w:val="16"/>
-              </w:rPr>
-              <w:t>3.3</w:t>
+              <w:t>左排 第 20 个</w:t>
             </w:r>
           </w:p>
         </w:tc>
@@ -5160,7 +5395,28 @@
         </w:tc>
         <w:tc>
           <w:tcPr>
-            <w:tcW w:type="dxa" w:w="4195"/>
+            <w:tcW w:type="dxa" w:w="1077"/>
+            <w:vAlign w:val="center"/>
+            <w:shd w:val="clear" w:color="auto" w:fill="F2F5F9"/>
+          </w:tcPr>
+          <w:p>
+            <w:pPr>
+              <w:spacing w:after="0" w:before="0" w:line="264" w:lineRule="auto"/>
+              <w:jc w:val="center"/>
+            </w:pPr>
+            <w:r>
+              <w:rPr>
+                <w:rFonts w:ascii="Calibri" w:hAnsi="Calibri" w:eastAsia="宋体"/>
+                <w:b w:val="0"/>
+                <w:sz w:val="16"/>
+              </w:rPr>
+              <w:t>3V3</w:t>
+            </w:r>
+          </w:p>
+        </w:tc>
+        <w:tc>
+          <w:tcPr>
+            <w:tcW w:type="dxa" w:w="4139"/>
             <w:vAlign w:val="center"/>
             <w:shd w:val="clear" w:color="auto" w:fill="F2F5F9"/>
           </w:tcPr>
@@ -5175,7 +5431,7 @@
                 <w:b w:val="0"/>
                 <w:sz w:val="16"/>
               </w:rPr>
-              <w:t>面包板正极轨（和右列第 3 个是同一条）</w:t>
+              <w:t>面包板正极轨（与右排第 3 个同一条）</w:t>
             </w:r>
           </w:p>
         </w:tc>
@@ -5207,7 +5463,7 @@
         <w:pStyle w:val="Heading1"/>
       </w:pPr>
       <w:r>
-        <w:t>二、底部那个独立的 SWD 小排针（4 针）</w:t>
+        <w:t>二、底部独立的 SWD 小排针（4 针）</w:t>
       </w:r>
     </w:p>
     <w:p>
@@ -5220,7 +5476,7 @@
           <w:b w:val="0"/>
           <w:sz w:val="19"/>
         </w:rPr>
-        <w:t>板子底部中间还有一个 4 针的小排针，是 SWD 调试口，本项目**全部不接**（我们用串口 ISP 烧录）。</w:t>
+        <w:t>板子底部中间还有一个 4 针小排针，是 SWD 调试口，本项目全部不接（我们用串口 ISP 烧录）。</w:t>
       </w:r>
     </w:p>
     <w:tbl>
@@ -5383,7 +5639,7 @@
                 <w:b w:val="0"/>
                 <w:sz w:val="17"/>
               </w:rPr>
-              <w:t>不接（调试口，供电备用）</w:t>
+              <w:t>不接</w:t>
             </w:r>
           </w:p>
         </w:tc>
@@ -5451,7 +5707,7 @@
                 <w:b w:val="0"/>
                 <w:sz w:val="17"/>
               </w:rPr>
-              <w:t>不接（留给 ST-Link 调试，现在用串口烧录）</w:t>
+              <w:t>不接（留给 ST-Link / 调试）</w:t>
             </w:r>
           </w:p>
         </w:tc>
@@ -5624,8 +5880,8 @@
       <w:tblGrid>
         <w:gridCol w:w="1134"/>
         <w:gridCol w:w="1134"/>
-        <w:gridCol w:w="4195"/>
-        <w:gridCol w:w="3175"/>
+        <w:gridCol w:w="4536"/>
+        <w:gridCol w:w="2835"/>
       </w:tblGrid>
       <w:tr>
         <w:trPr>
@@ -5678,7 +5934,7 @@
         </w:tc>
         <w:tc>
           <w:tcPr>
-            <w:tcW w:type="dxa" w:w="4195"/>
+            <w:tcW w:type="dxa" w:w="4535"/>
             <w:vAlign w:val="center"/>
             <w:shd w:val="clear" w:color="auto" w:fill="1F3B60"/>
           </w:tcPr>
@@ -5700,7 +5956,7 @@
         </w:tc>
         <w:tc>
           <w:tcPr>
-            <w:tcW w:type="dxa" w:w="3175"/>
+            <w:tcW w:type="dxa" w:w="2835"/>
             <w:vAlign w:val="center"/>
             <w:shd w:val="clear" w:color="auto" w:fill="1F3B60"/>
           </w:tcPr>
@@ -5761,13 +6017,13 @@
                 <w:b w:val="0"/>
                 <w:sz w:val="17"/>
               </w:rPr>
-              <w:t>4 处</w:t>
+              <w:t>3 处</w:t>
             </w:r>
           </w:p>
         </w:tc>
         <w:tc>
           <w:tcPr>
-            <w:tcW w:type="dxa" w:w="4195"/>
+            <w:tcW w:type="dxa" w:w="4535"/>
             <w:vAlign w:val="center"/>
           </w:tcPr>
           <w:p>
@@ -5781,13 +6037,13 @@
                 <w:b w:val="0"/>
                 <w:sz w:val="17"/>
               </w:rPr>
-              <w:t>右列 2 个 + 底部 1 个 + SWD 1 个（SWD 那个不接）</w:t>
+              <w:t>右排第 1、2 个 + 左排第 19 个</w:t>
             </w:r>
           </w:p>
         </w:tc>
         <w:tc>
           <w:tcPr>
-            <w:tcW w:type="dxa" w:w="3175"/>
+            <w:tcW w:type="dxa" w:w="2835"/>
             <w:vAlign w:val="center"/>
           </w:tcPr>
           <w:p>
@@ -5801,7 +6057,7 @@
                 <w:b w:val="0"/>
                 <w:sz w:val="17"/>
               </w:rPr>
-              <w:t>★ 三个都要接到负极轨</w:t>
+              <w:t>三个都要接到负极轨</w:t>
             </w:r>
           </w:p>
         </w:tc>
@@ -5854,7 +6110,7 @@
         </w:tc>
         <w:tc>
           <w:tcPr>
-            <w:tcW w:type="dxa" w:w="4195"/>
+            <w:tcW w:type="dxa" w:w="4535"/>
             <w:vAlign w:val="center"/>
             <w:shd w:val="clear" w:color="auto" w:fill="F2F5F9"/>
           </w:tcPr>
@@ -5869,13 +6125,13 @@
                 <w:b w:val="0"/>
                 <w:sz w:val="17"/>
               </w:rPr>
-              <w:t>右列第 3 个 + 底部右端</w:t>
+              <w:t>右排第 3 个 + 左排第 20 个</w:t>
             </w:r>
           </w:p>
         </w:tc>
         <w:tc>
           <w:tcPr>
-            <w:tcW w:type="dxa" w:w="3175"/>
+            <w:tcW w:type="dxa" w:w="2835"/>
             <w:vAlign w:val="center"/>
             <w:shd w:val="clear" w:color="auto" w:fill="F2F5F9"/>
           </w:tcPr>
@@ -5890,7 +6146,7 @@
                 <w:b w:val="0"/>
                 <w:sz w:val="17"/>
               </w:rPr>
-              <w:t>★ 两处都要接到正极轨（同一条）</w:t>
+              <w:t>两处都接正极轨（内部连通）</w:t>
             </w:r>
           </w:p>
         </w:tc>
@@ -5941,7 +6197,7 @@
         </w:tc>
         <w:tc>
           <w:tcPr>
-            <w:tcW w:type="dxa" w:w="4195"/>
+            <w:tcW w:type="dxa" w:w="4535"/>
             <w:vAlign w:val="center"/>
           </w:tcPr>
           <w:p>
@@ -5955,13 +6211,13 @@
                 <w:b w:val="0"/>
                 <w:sz w:val="17"/>
               </w:rPr>
-              <w:t>底部靠左</w:t>
+              <w:t>左排第 18 个</w:t>
             </w:r>
           </w:p>
         </w:tc>
         <w:tc>
           <w:tcPr>
-            <w:tcW w:type="dxa" w:w="3175"/>
+            <w:tcW w:type="dxa" w:w="2835"/>
             <w:vAlign w:val="center"/>
           </w:tcPr>
           <w:p>
@@ -5975,7 +6231,7 @@
                 <w:b w:val="0"/>
                 <w:sz w:val="17"/>
               </w:rPr>
-              <w:t>★ 绝对不接，接了会与 USB 供电打架</w:t>
+              <w:t>★ 绝对不接，会和 Micro USB 供电打架</w:t>
             </w:r>
           </w:p>
         </w:tc>
@@ -6033,7 +6289,7 @@
                 <w:rFonts w:ascii="Calibri" w:hAnsi="Calibri" w:eastAsia="宋体"/>
                 <w:sz w:val="19"/>
               </w:rPr>
-              <w:t>① 5V 那个脚（底部靠左）**绝对不要接线**。板子已经由 Micro USB 供电，再灌 5V 会打架。</w:t>
+              <w:t>① 5V（左排第 18 个）绝对不要接线。板子已经由 Micro USB 供电。</w:t>
             </w:r>
           </w:p>
           <w:p>
@@ -6045,7 +6301,7 @@
                 <w:rFonts w:ascii="Calibri" w:hAnsi="Calibri" w:eastAsia="宋体"/>
                 <w:sz w:val="19"/>
               </w:rPr>
-              <w:t>② GND 有三处（右列 2 个 + 底部 1 个），**全部接到负极轨**，不要只接一个。</w:t>
+              <w:t>② GND 有三处（右排 1、2 与左排 19），全部接到负极轨。</w:t>
             </w:r>
           </w:p>
           <w:p>
@@ -6057,7 +6313,7 @@
                 <w:rFonts w:ascii="Calibri" w:hAnsi="Calibri" w:eastAsia="宋体"/>
                 <w:sz w:val="19"/>
               </w:rPr>
-              <w:t>③ 3V3 有两处（右列第 3 个 + 底部右端），**全部接到正极轨**，它们内部是连通的，接一处也能用，两处都接更稳。</w:t>
+              <w:t>③ 3V3 有两处（右排 3 与左排 20），都接正极轨。</w:t>
             </w:r>
           </w:p>
         </w:tc>
@@ -6073,20 +6329,7 @@
         <w:pStyle w:val="Heading1"/>
       </w:pPr>
       <w:r>
-        <w:t>四、接完这一张表，还差什么</w:t>
-      </w:r>
-    </w:p>
-    <w:p>
-      <w:pPr>
-        <w:spacing w:after="80" w:before="0"/>
-      </w:pPr>
-      <w:r>
-        <w:rPr>
-          <w:rFonts w:ascii="Calibri" w:hAnsi="Calibri" w:eastAsia="宋体"/>
-          <w:b w:val="0"/>
-          <w:sz w:val="19"/>
-        </w:rPr>
-        <w:t>STM32 这边只是"主控端"。每个模块的另一头还要接到它自己：</w:t>
+        <w:t>四、接完这 40 个位置，模块那端怎么接</w:t>
       </w:r>
     </w:p>
     <w:p>
@@ -6100,7 +6343,7 @@
           <w:rFonts w:ascii="Calibri" w:hAnsi="Calibri" w:eastAsia="宋体"/>
           <w:sz w:val="18"/>
         </w:rPr>
-        <w:t>OLED：VCC→3V3、GND→GND、SCL→B6、SDA→B7，**SCL/SDA 各要一个 4.7kΩ 到 3V3**</w:t>
+        <w:t>OLED：VCC→3V3、GND→GND、SCL→B6、SDA→B7；SCL/SDA 各要一个 4.7kΩ 到 3V3</w:t>
       </w:r>
     </w:p>
     <w:p>
@@ -6114,7 +6357,7 @@
           <w:rFonts w:ascii="Calibri" w:hAnsi="Calibri" w:eastAsia="宋体"/>
           <w:sz w:val="18"/>
         </w:rPr>
-        <w:t>DS18B20：红→3V3、黑→GND、黄→A0，**DQ 要一个 4.7kΩ 到 3V3**</w:t>
+        <w:t>DS18B20：红→3V3、黑→GND、黄→A0；DQ 要一个 4.7kΩ 到 3V3</w:t>
       </w:r>
     </w:p>
     <w:p>
@@ -6128,7 +6371,7 @@
           <w:rFonts w:ascii="Calibri" w:hAnsi="Calibri" w:eastAsia="宋体"/>
           <w:sz w:val="18"/>
         </w:rPr>
-        <w:t>蜂鸣器：VCC→**3V3（不是 5V）**、GND→GND、I/O→B0</w:t>
+        <w:t>蜂鸣器：VCC→3V3（不是 5V）、GND→GND、I/O→B0</w:t>
       </w:r>
     </w:p>
     <w:p>
@@ -6156,7 +6399,7 @@
           <w:rFonts w:ascii="Calibri" w:hAnsi="Calibri" w:eastAsia="宋体"/>
           <w:sz w:val="18"/>
         </w:rPr>
-        <w:t>LED ×2：正极经 **220Ω** → B1（红）/ B5（黄），负极→GND</w:t>
+        <w:t>LED ×2：正极经 220Ω → B1（红）/ B5（黄），负极→GND</w:t>
       </w:r>
     </w:p>
     <w:p>
@@ -6198,7 +6441,7 @@
           <w:rFonts w:ascii="Calibri" w:hAnsi="Calibri" w:eastAsia="宋体"/>
           <w:sz w:val="18"/>
         </w:rPr>
-        <w:t>ESP32：GPIO6←A2、GPIO7→A3、GND↔GND，**电源自己走 Type-C**</w:t>
+        <w:t>ESP32：GPIO6←A2、GPIO7→A3、GND↔GND；电源自己走 Type-C</w:t>
       </w:r>
     </w:p>
     <w:p>
@@ -6212,8 +6455,95 @@
           <w:rFonts w:ascii="Calibri" w:hAnsi="Calibri" w:eastAsia="宋体"/>
           <w:sz w:val="18"/>
         </w:rPr>
-        <w:t>USB-TTL：RXD←A9、TXD→A10、GND→GND，**VCC 不接**</w:t>
+        <w:t>USB-TTL：RXD←A9、TXD→A10、GND→GND；VCC 不接</w:t>
       </w:r>
+    </w:p>
+    <w:tbl>
+      <w:tblPr>
+        <w:tblW w:type="auto" w:w="0"/>
+        <w:jc w:val="center"/>
+        <w:tblLook w:firstColumn="1" w:firstRow="1" w:lastColumn="0" w:lastRow="0" w:noHBand="0" w:noVBand="1" w:val="04A0"/>
+        <w:tblBorders>
+          <w:top w:val="single" w:sz="8" w:space="0" w:color="9AA7B4"/>
+          <w:left w:val="single" w:sz="8" w:space="0" w:color="9AA7B4"/>
+          <w:bottom w:val="single" w:sz="8" w:space="0" w:color="9AA7B4"/>
+          <w:right w:val="single" w:sz="8" w:space="0" w:color="9AA7B4"/>
+        </w:tblBorders>
+        <w:tblLayout w:type="fixed"/>
+        <w:tblCellMar>
+          <w:top w:w="90" w:type="dxa"/>
+          <w:left w:w="140" w:type="dxa"/>
+          <w:bottom w:w="90" w:type="dxa"/>
+          <w:right w:w="140" w:type="dxa"/>
+        </w:tblCellMar>
+        <w:tblLayout w:type="fixed"/>
+      </w:tblPr>
+      <w:tblGrid>
+        <w:gridCol w:w="9639"/>
+      </w:tblGrid>
+      <w:tr>
+        <w:tc>
+          <w:tcPr>
+            <w:tcW w:type="dxa" w:w="9638"/>
+            <w:shd w:val="clear" w:color="auto" w:fill="F2F5F9"/>
+          </w:tcPr>
+          <w:p>
+            <w:pPr>
+              <w:spacing w:after="40"/>
+            </w:pPr>
+            <w:r>
+              <w:rPr>
+                <w:rFonts w:ascii="Calibri" w:hAnsi="Calibri" w:eastAsia="黑体"/>
+                <w:b/>
+                <w:color w:val="7F5F00"/>
+                <w:sz w:val="19"/>
+              </w:rPr>
+              <w:t>这版改了什么</w:t>
+            </w:r>
+          </w:p>
+          <w:p>
+            <w:pPr>
+              <w:spacing w:after="20" w:line="276" w:lineRule="auto"/>
+            </w:pPr>
+            <w:r>
+              <w:rPr>
+                <w:rFonts w:ascii="Calibri" w:hAnsi="Calibri" w:eastAsia="宋体"/>
+                <w:sz w:val="19"/>
+              </w:rPr>
+              <w:t>v1 的错误：我按网上常见的 Blue Pill 引脚图排，把 B1 当成第 4 个，漏掉了 R，</w:t>
+            </w:r>
+          </w:p>
+          <w:p>
+            <w:pPr>
+              <w:spacing w:after="20" w:line="276" w:lineRule="auto"/>
+            </w:pPr>
+            <w:r>
+              <w:rPr>
+                <w:rFonts w:ascii="Calibri" w:hAnsi="Calibri" w:eastAsia="宋体"/>
+                <w:sz w:val="19"/>
+              </w:rPr>
+              <w:t>导致第 4 位以后整体错一格、Vbt 也没列。v2 已按实物丝印逐个核对。</w:t>
+            </w:r>
+          </w:p>
+          <w:p>
+            <w:pPr>
+              <w:spacing w:after="20" w:line="276" w:lineRule="auto"/>
+            </w:pPr>
+            <w:r>
+              <w:rPr>
+                <w:rFonts w:ascii="Calibri" w:hAnsi="Calibri" w:eastAsia="宋体"/>
+                <w:sz w:val="19"/>
+              </w:rPr>
+              <w:t>以后凡是"位置/顺序"类信息，以你板子上的丝印为准，我不再凭常见图推断。</w:t>
+            </w:r>
+          </w:p>
+        </w:tc>
+      </w:tr>
+    </w:tbl>
+    <w:p>
+      <w:pPr>
+        <w:spacing w:after="40"/>
+      </w:pPr>
     </w:p>
     <w:sectPr>
       <w:footerReference w:type="default" r:id="rId9"/>
@@ -6239,7 +6569,7 @@
         <w:color w:val="606B75"/>
         <w:sz w:val="16"/>
       </w:rPr>
-      <w:t xml:space="preserve">502 STM32 逐脚接线顺序表 v1.0   ·   第 </w:t>
+      <w:t xml:space="preserve">502 STM32 逐脚接线顺序表 v2   ·   第 </w:t>
     </w:r>
     <w:r>
       <w:rPr>
